--- a/submission/build/CRC_Manuscript_Complete.docx
+++ b/submission/build/CRC_Manuscript_Complete.docx
@@ -190,7 +190,7 @@
     </w:p>
     <w:p>
       <w:r>
-        <w:t>Recent methodological work has begun to address related concerns. The DEBIAS-M method corrects processing biases that degrade cross-study generalization of microbiome prediction models (Austin et al. 2025), and benchmarking efforts have evaluated bioinformatics workflows for CRC detection across multiple cohorts (Sun et al. 2025). What is still missing is a focused, end-to-end re-evaluation of the Thomas et al. (2019) framework with per-fold feature filtering, formal statistical classifier comparison via the DeLong test, and a systematic robustness battery, performed on an expanded modern cohort set.</w:t>
+        <w:t>Recent benchmarking efforts have evaluated bioinformatics workflows for CRC detection across multiple cohorts (Sun et al. 2025), and several groups have proposed processing-bias corrections to improve cross-study generalization of microbiome prediction models. What is still missing is a focused, end-to-end re-evaluation of the Thomas et al. (2019) framework with per-fold feature filtering, formal statistical classifier comparison via the DeLong test, and a systematic robustness battery, performed on an expanded modern cohort set.</w:t>
       </w:r>
     </w:p>
     <w:p>
@@ -311,7 +311,34 @@
     </w:p>
     <w:p>
       <w:r>
-        <w:t>Stratified taxon|pathway features were considered but excluded: they produce &gt;4,000 highly redundant columns and did not improve AUC in pilot tests.</w:t>
+        <w:t xml:space="preserve">Stratified taxon|pathway features were considered but excluded: they produce &gt;4,000 highly redundant columns and did not improve AUC in pilot tests. Pathway features were also evaluated under a biologically-guided subset (eight CRC-relevant functional groups, ~84 candidate pathways yielding ~66 retained features per fold; </w:t>
+      </w:r>
+      <w:r>
+        <w:rPr>
+          <w:rFonts w:ascii="Courier New" w:hAnsi="Courier New"/>
+        </w:rPr>
+        <w:t>scripts/bio_pathway_shortlist.py</w:t>
+      </w:r>
+      <w:r>
+        <w:t xml:space="preserve">) and as species-stratified pathways (pilot in </w:t>
+      </w:r>
+      <w:r>
+        <w:rPr>
+          <w:rFonts w:ascii="Courier New" w:hAnsi="Courier New"/>
+        </w:rPr>
+        <w:t>scripts/stratified_pathway_pilot.py</w:t>
+      </w:r>
+      <w:r>
+        <w:t xml:space="preserve">, </w:t>
+      </w:r>
+      <w:r>
+        <w:rPr>
+          <w:rFonts w:ascii="Courier New" w:hAnsi="Courier New"/>
+        </w:rPr>
+        <w:t>results/stratified_pathway_pilot.csv</w:t>
+      </w:r>
+      <w:r>
+        <w:t>); neither rescued the joint model, indicating that the negative result on community-level pathways is not an artefact of feature granularity.</w:t>
       </w:r>
     </w:p>
     <w:p>
@@ -386,178 +413,48 @@
         <w:pStyle w:val="Heading2"/>
       </w:pPr>
       <w:r>
-        <w:t>Classifiers</w:t>
+        <w:t>Batch-effect mitigation</w:t>
       </w:r>
     </w:p>
     <w:p>
       <w:r>
+        <w:t xml:space="preserve">Cross-cohort variability in DNA extraction, library preparation, sequencing depth, and host population genetics is the dominant source of unwanted variation in pooled gut metagenomic data. Our design treats this as a structural problem rather than a post-hoc statistical correction. Country-aware LODO is the </w:t>
+      </w:r>
+      <w:r>
         <w:rPr>
-          <w:b/>
+          <w:i/>
         </w:rPr>
-        <w:t>CRC vs control.</w:t>
-      </w:r>
-      <w:r>
-        <w:t xml:space="preserve"> Binary classification of CRC (n = 674) versus controls (n = 665) was performed on the 1,339 case/control subjects under country-aware LODO. Three models were compared: (1) species-only Random Forest, (2) joint species-plus-pathway Random Forest, and (3) joint species-plus-pathway XGBoost. Random Forest was configured with </w:t>
+        <w:t>primary</w:t>
+      </w:r>
+      <w:r>
+        <w:t xml:space="preserve"> batch-effect mitigation: each cohort is treated as a single batch, the test cohort is held out in full, and any other cohort sharing the test cohort's country is additionally excluded from training (Italy and Japan pairs above) to remove population-level genetic and dietary confounding from the train–test split. Per-fold filtering and feature normalisation use only training-cohort statistics; no within-fold scaling or standardisation is applied beyond the global species log₁₀ transform described above. Per-fold ComBat (Johnson et al. 2007) on species features, fit jointly on train and test feature matrices using only </w:t>
       </w:r>
       <w:r>
         <w:rPr>
           <w:rFonts w:ascii="Courier New" w:hAnsi="Courier New"/>
         </w:rPr>
-        <w:t>n_estimators = 500</w:t>
-      </w:r>
-      <w:r>
-        <w:t xml:space="preserve">, </w:t>
+        <w:t>study_name</w:t>
+      </w:r>
+      <w:r>
+        <w:t xml:space="preserve"> as the batch label, is reported as a </w:t>
+      </w:r>
+      <w:r>
+        <w:rPr>
+          <w:i/>
+        </w:rPr>
+        <w:t>robustness check</w:t>
+      </w:r>
+      <w:r>
+        <w:t xml:space="preserve"> rather than the primary correction (</w:t>
       </w:r>
       <w:r>
         <w:rPr>
           <w:rFonts w:ascii="Courier New" w:hAnsi="Courier New"/>
         </w:rPr>
-        <w:t>max_features = 'sqrt'</w:t>
-      </w:r>
-      <w:r>
-        <w:t xml:space="preserve">, </w:t>
-      </w:r>
-      <w:r>
-        <w:rPr>
-          <w:rFonts w:ascii="Courier New" w:hAnsi="Courier New"/>
-        </w:rPr>
-        <w:t>min_samples_leaf = 5</w:t>
-      </w:r>
-      <w:r>
-        <w:t xml:space="preserve">, </w:t>
-      </w:r>
-      <w:r>
-        <w:rPr>
-          <w:rFonts w:ascii="Courier New" w:hAnsi="Courier New"/>
-        </w:rPr>
-        <w:t>class_weight = 'balanced'</w:t>
-      </w:r>
-      <w:r>
-        <w:t xml:space="preserve">. XGBoost was configured with </w:t>
-      </w:r>
-      <w:r>
-        <w:rPr>
-          <w:rFonts w:ascii="Courier New" w:hAnsi="Courier New"/>
-        </w:rPr>
-        <w:t>n_estimators = 500</w:t>
-      </w:r>
-      <w:r>
-        <w:t xml:space="preserve">, </w:t>
-      </w:r>
-      <w:r>
-        <w:rPr>
-          <w:rFonts w:ascii="Courier New" w:hAnsi="Courier New"/>
-        </w:rPr>
-        <w:t>max_depth = 6</w:t>
-      </w:r>
-      <w:r>
-        <w:t xml:space="preserve">, </w:t>
-      </w:r>
-      <w:r>
-        <w:rPr>
-          <w:rFonts w:ascii="Courier New" w:hAnsi="Courier New"/>
-        </w:rPr>
-        <w:t>learning_rate = 0.1</w:t>
-      </w:r>
-      <w:r>
-        <w:t xml:space="preserve">, </w:t>
-      </w:r>
-      <w:r>
-        <w:rPr>
-          <w:rFonts w:ascii="Courier New" w:hAnsi="Courier New"/>
-        </w:rPr>
-        <w:t>subsample = 0.8</w:t>
-      </w:r>
-      <w:r>
-        <w:t xml:space="preserve">, </w:t>
-      </w:r>
-      <w:r>
-        <w:rPr>
-          <w:rFonts w:ascii="Courier New" w:hAnsi="Courier New"/>
-        </w:rPr>
-        <w:t>colsample_bytree = 0.8</w:t>
-      </w:r>
-      <w:r>
-        <w:t xml:space="preserve">; for adenoma tasks, XGBoost additionally used </w:t>
-      </w:r>
-      <w:r>
-        <w:rPr>
-          <w:rFonts w:ascii="Courier New" w:hAnsi="Courier New"/>
-        </w:rPr>
-        <w:t>scale_pos_weight</w:t>
-      </w:r>
-      <w:r>
-        <w:t xml:space="preserve"> equal to the inverse class ratio recomputed per fold. Hyperparameters were not tuned via nested cross-validation because the joint model did not statistically outperform the species-only baseline, making further optimization unlikely to alter qualitative conclusions. All models used </w:t>
-      </w:r>
-      <w:r>
-        <w:rPr>
-          <w:rFonts w:ascii="Courier New" w:hAnsi="Courier New"/>
-        </w:rPr>
-        <w:t>random_state = 42</w:t>
-      </w:r>
-      <w:r>
-        <w:t xml:space="preserve"> unless stated otherwise.</w:t>
-      </w:r>
-    </w:p>
-    <w:p>
-      <w:r>
-        <w:rPr>
-          <w:b/>
-        </w:rPr>
-        <w:t>Adenoma classification.</w:t>
-      </w:r>
-      <w:r>
-        <w:t xml:space="preserve"> Four cohorts contain adenoma samples (FengQ_2015: n = 47; YachidaS_2019: n = 67; ZellerG_2014: n = 42; ThomasAM_2018a: n = 27; total n = 183). All four are from different countries, so no additional country-aware exclusion is required. Two binary tasks were evaluated under country-aware LODO across these four cohorts: control-vs-adenoma (H-vs-A) and adenoma-vs-CRC (A-vs-CRC), each with RF and XGBoost. An earlier within-cohort pooled five-fold protocol (</w:t>
-      </w:r>
-      <w:r>
-        <w:rPr>
-          <w:rFonts w:ascii="Courier New" w:hAnsi="Courier New"/>
-        </w:rPr>
-        <w:t>train_adenoma.py</w:t>
-      </w:r>
-      <w:r>
-        <w:t xml:space="preserve">) is retained in the repository for reference only; all current adenoma results use </w:t>
-      </w:r>
-      <w:r>
-        <w:rPr>
-          <w:rFonts w:ascii="Courier New" w:hAnsi="Courier New"/>
-        </w:rPr>
-        <w:t>adenoma_lodo.py</w:t>
-      </w:r>
-      <w:r>
-        <w:t xml:space="preserve"> (Decision Memo, </w:t>
-      </w:r>
-      <w:r>
-        <w:rPr>
-          <w:rFonts w:ascii="Courier New" w:hAnsi="Courier New"/>
-        </w:rPr>
-        <w:t>results/adenoma_go_nogo_memo.md</w:t>
-      </w:r>
-      <w:r>
-        <w:t>).</w:t>
-      </w:r>
-    </w:p>
-    <w:p>
-      <w:r>
-        <w:t>Class imbalance was handled by class-weighting (</w:t>
-      </w:r>
-      <w:r>
-        <w:rPr>
-          <w:rFonts w:ascii="Courier New" w:hAnsi="Courier New"/>
-        </w:rPr>
-        <w:t>class_weight='balanced'</w:t>
-      </w:r>
-      <w:r>
-        <w:t xml:space="preserve"> for RF; per-fold </w:t>
-      </w:r>
-      <w:r>
-        <w:rPr>
-          <w:rFonts w:ascii="Courier New" w:hAnsi="Courier New"/>
-        </w:rPr>
-        <w:t>scale_pos_weight</w:t>
-      </w:r>
-      <w:r>
-        <w:t xml:space="preserve"> for XGBoost); SMOTE was not used.</w:t>
+        <w:t>results/combat_results.csv</w:t>
+      </w:r>
+      <w:r>
+        <w:t>): the ComBat-corrected pooled per-cohort mean AUC is 0.815 versus 0.807 uncorrected, and qualitative conclusions are unchanged. This ordering — design first, statistical correction second — reflects the view that residual batch structure that survives country-aware LODO is not reliably removed by mean/variance harmonisation alone.</w:t>
       </w:r>
     </w:p>
     <w:p>
@@ -565,30 +462,178 @@
         <w:pStyle w:val="Heading2"/>
       </w:pPr>
       <w:r>
-        <w:t>Statistical comparison of classifiers</w:t>
+        <w:t>Classifiers</w:t>
       </w:r>
     </w:p>
     <w:p>
       <w:r>
-        <w:t>Model performance was compared using three complementary tests. First, per-cohort AUC differences across the 10 LODO folds were assessed by paired t-test (df = 9) and Wilcoxon signed-rank test, with 95% bootstrap confidence intervals on the mean difference (</w:t>
+        <w:rPr>
+          <w:b/>
+        </w:rPr>
+        <w:t>CRC vs control.</w:t>
+      </w:r>
+      <w:r>
+        <w:t xml:space="preserve"> Binary classification of CRC (n = 674) versus controls (n = 665) was performed on the 1,339 case/control subjects under country-aware LODO. Three models were compared: (1) species-only Random Forest, (2) joint species-plus-pathway Random Forest, and (3) joint species-plus-pathway XGBoost. Random Forest was configured with </w:t>
       </w:r>
       <w:r>
         <w:rPr>
           <w:rFonts w:ascii="Courier New" w:hAnsi="Courier New"/>
         </w:rPr>
-        <w:t>scripts/auc_comparison.py</w:t>
-      </w:r>
-      <w:r>
-        <w:t>). These per-cohort tests have limited power at n = 10. Second, the DeLong test (DeLong et al. 1988) using the fast implementation of Sun and Xu (2014) was applied to pooled held-out predictions (n = 1,339), comparing the ROC curves of each classifier pair on the same sample-level predictions. The DeLong test has substantially greater statistical power than the per-cohort paired tests and is the inferential anchor of the manuscript. Per-sample LODO predictions (sample_id, cohort, y_true, y_prob) were saved in long format per classifier (</w:t>
+        <w:t>n_estimators = 500</w:t>
+      </w:r>
+      <w:r>
+        <w:t xml:space="preserve">, </w:t>
       </w:r>
       <w:r>
         <w:rPr>
           <w:rFonts w:ascii="Courier New" w:hAnsi="Courier New"/>
         </w:rPr>
-        <w:t>results/preds_*.csv</w:t>
-      </w:r>
-      <w:r>
-        <w:t>) to enable post-hoc DeLong comparisons without re-running classifiers.</w:t>
+        <w:t>max_features = 'sqrt'</w:t>
+      </w:r>
+      <w:r>
+        <w:t xml:space="preserve">, </w:t>
+      </w:r>
+      <w:r>
+        <w:rPr>
+          <w:rFonts w:ascii="Courier New" w:hAnsi="Courier New"/>
+        </w:rPr>
+        <w:t>min_samples_leaf = 5</w:t>
+      </w:r>
+      <w:r>
+        <w:t xml:space="preserve">, </w:t>
+      </w:r>
+      <w:r>
+        <w:rPr>
+          <w:rFonts w:ascii="Courier New" w:hAnsi="Courier New"/>
+        </w:rPr>
+        <w:t>class_weight = 'balanced'</w:t>
+      </w:r>
+      <w:r>
+        <w:t xml:space="preserve">. XGBoost was configured with </w:t>
+      </w:r>
+      <w:r>
+        <w:rPr>
+          <w:rFonts w:ascii="Courier New" w:hAnsi="Courier New"/>
+        </w:rPr>
+        <w:t>n_estimators = 500</w:t>
+      </w:r>
+      <w:r>
+        <w:t xml:space="preserve">, </w:t>
+      </w:r>
+      <w:r>
+        <w:rPr>
+          <w:rFonts w:ascii="Courier New" w:hAnsi="Courier New"/>
+        </w:rPr>
+        <w:t>max_depth = 6</w:t>
+      </w:r>
+      <w:r>
+        <w:t xml:space="preserve">, </w:t>
+      </w:r>
+      <w:r>
+        <w:rPr>
+          <w:rFonts w:ascii="Courier New" w:hAnsi="Courier New"/>
+        </w:rPr>
+        <w:t>learning_rate = 0.1</w:t>
+      </w:r>
+      <w:r>
+        <w:t xml:space="preserve">, </w:t>
+      </w:r>
+      <w:r>
+        <w:rPr>
+          <w:rFonts w:ascii="Courier New" w:hAnsi="Courier New"/>
+        </w:rPr>
+        <w:t>subsample = 0.8</w:t>
+      </w:r>
+      <w:r>
+        <w:t xml:space="preserve">, </w:t>
+      </w:r>
+      <w:r>
+        <w:rPr>
+          <w:rFonts w:ascii="Courier New" w:hAnsi="Courier New"/>
+        </w:rPr>
+        <w:t>colsample_bytree = 0.8</w:t>
+      </w:r>
+      <w:r>
+        <w:t xml:space="preserve">; for adenoma tasks, XGBoost additionally used </w:t>
+      </w:r>
+      <w:r>
+        <w:rPr>
+          <w:rFonts w:ascii="Courier New" w:hAnsi="Courier New"/>
+        </w:rPr>
+        <w:t>scale_pos_weight</w:t>
+      </w:r>
+      <w:r>
+        <w:t xml:space="preserve"> equal to the inverse class ratio recomputed per fold. Hyperparameters were not tuned via nested cross-validation because the joint model did not statistically outperform the species-only baseline, making further optimization unlikely to alter qualitative conclusions. All models used </w:t>
+      </w:r>
+      <w:r>
+        <w:rPr>
+          <w:rFonts w:ascii="Courier New" w:hAnsi="Courier New"/>
+        </w:rPr>
+        <w:t>random_state = 42</w:t>
+      </w:r>
+      <w:r>
+        <w:t xml:space="preserve"> unless stated otherwise.</w:t>
+      </w:r>
+    </w:p>
+    <w:p>
+      <w:r>
+        <w:rPr>
+          <w:b/>
+        </w:rPr>
+        <w:t>Adenoma classification.</w:t>
+      </w:r>
+      <w:r>
+        <w:t xml:space="preserve"> Four cohorts contain adenoma samples (FengQ_2015: n = 47; YachidaS_2019: n = 67; ZellerG_2014: n = 42; ThomasAM_2018a: n = 27; total n = 183). All four are from different countries, so no additional country-aware exclusion is required. Two binary tasks were evaluated under country-aware LODO across these four cohorts: control-vs-adenoma (H-vs-A) and adenoma-vs-CRC (A-vs-CRC), each with RF and XGBoost. An earlier within-cohort pooled five-fold protocol (</w:t>
+      </w:r>
+      <w:r>
+        <w:rPr>
+          <w:rFonts w:ascii="Courier New" w:hAnsi="Courier New"/>
+        </w:rPr>
+        <w:t>train_adenoma.py</w:t>
+      </w:r>
+      <w:r>
+        <w:t xml:space="preserve">) is retained in the repository for reference only; all current adenoma results use </w:t>
+      </w:r>
+      <w:r>
+        <w:rPr>
+          <w:rFonts w:ascii="Courier New" w:hAnsi="Courier New"/>
+        </w:rPr>
+        <w:t>adenoma_lodo.py</w:t>
+      </w:r>
+      <w:r>
+        <w:t xml:space="preserve"> (Decision Memo, </w:t>
+      </w:r>
+      <w:r>
+        <w:rPr>
+          <w:rFonts w:ascii="Courier New" w:hAnsi="Courier New"/>
+        </w:rPr>
+        <w:t>results/adenoma_go_nogo_memo.md</w:t>
+      </w:r>
+      <w:r>
+        <w:t>).</w:t>
+      </w:r>
+    </w:p>
+    <w:p>
+      <w:r>
+        <w:t>Class imbalance was handled by class-weighting (</w:t>
+      </w:r>
+      <w:r>
+        <w:rPr>
+          <w:rFonts w:ascii="Courier New" w:hAnsi="Courier New"/>
+        </w:rPr>
+        <w:t>class_weight='balanced'</w:t>
+      </w:r>
+      <w:r>
+        <w:t xml:space="preserve"> for RF; per-fold </w:t>
+      </w:r>
+      <w:r>
+        <w:rPr>
+          <w:rFonts w:ascii="Courier New" w:hAnsi="Courier New"/>
+        </w:rPr>
+        <w:t>scale_pos_weight</w:t>
+      </w:r>
+      <w:r>
+        <w:t xml:space="preserve"> for XGBoost); SMOTE was not used.</w:t>
       </w:r>
     </w:p>
     <w:p>
@@ -596,21 +641,30 @@
         <w:pStyle w:val="Heading2"/>
       </w:pPr>
       <w:r>
-        <w:t>Bootstrap confidence intervals</w:t>
+        <w:t>Statistical comparison of classifiers</w:t>
       </w:r>
     </w:p>
     <w:p>
       <w:r>
-        <w:t>Nonparametric bootstrap 95% confidence intervals were computed using 10,000 iterations (</w:t>
+        <w:t>Model performance was compared using three complementary tests. First, per-cohort AUC differences across the 10 LODO folds were assessed by paired t-test (df = 9) and Wilcoxon signed-rank test, with 95% bootstrap confidence intervals on the mean difference (</w:t>
       </w:r>
       <w:r>
         <w:rPr>
           <w:rFonts w:ascii="Courier New" w:hAnsi="Courier New"/>
         </w:rPr>
-        <w:t>scripts/bootstrap_ci.py</w:t>
-      </w:r>
-      <w:r>
-        <w:t>). Per-cohort CIs use i.i.d. resampling within each held-out cohort; pooled CIs use cohort-stratified resampling (resampling within each cohort separately and concatenating) to preserve the LODO sample-size structure.</w:t>
+        <w:t>scripts/auc_comparison.py</w:t>
+      </w:r>
+      <w:r>
+        <w:t>). These per-cohort tests have limited power at n = 10. Second, the DeLong test (DeLong et al. 1988) using the fast implementation of Sun and Xu (2014) was applied to pooled held-out predictions (n = 1,339), comparing the ROC curves of each classifier pair on the same sample-level predictions. The DeLong test has substantially greater statistical power than the per-cohort paired tests and is the inferential anchor of the manuscript. Per-sample LODO predictions (sample_id, cohort, y_true, y_prob) were saved in long format per classifier (</w:t>
+      </w:r>
+      <w:r>
+        <w:rPr>
+          <w:rFonts w:ascii="Courier New" w:hAnsi="Courier New"/>
+        </w:rPr>
+        <w:t>results/preds_*.csv</w:t>
+      </w:r>
+      <w:r>
+        <w:t>) to enable post-hoc DeLong comparisons without re-running classifiers.</w:t>
       </w:r>
     </w:p>
     <w:p>
@@ -618,21 +672,21 @@
         <w:pStyle w:val="Heading2"/>
       </w:pPr>
       <w:r>
-        <w:t>Feature importance</w:t>
+        <w:t>Bootstrap confidence intervals</w:t>
       </w:r>
     </w:p>
     <w:p>
       <w:r>
-        <w:t>Per-feature contributions were quantified using SHAP (SHapley Additive exPlanations; Lundberg and Lee 2017) values computed with TreeSHAP on the joint RF, joint XGBoost, and the two adenoma classifiers (</w:t>
+        <w:t>Nonparametric bootstrap 95% confidence intervals were computed using 10,000 iterations (</w:t>
       </w:r>
       <w:r>
         <w:rPr>
           <w:rFonts w:ascii="Courier New" w:hAnsi="Courier New"/>
         </w:rPr>
-        <w:t>results/shap_*.csv</w:t>
-      </w:r>
-      <w:r>
-        <w:t>). The top features by mean absolute SHAP value were compared across model architectures and across the H-vs-A, CRC-vs-control, and A-vs-CRC tasks.</w:t>
+        <w:t>scripts/bootstrap_ci.py</w:t>
+      </w:r>
+      <w:r>
+        <w:t>). Per-cohort CIs use i.i.d. resampling within each held-out cohort; pooled CIs use cohort-stratified resampling (resampling within each cohort separately and concatenating) to preserve the LODO sample-size structure.</w:t>
       </w:r>
     </w:p>
     <w:p>
@@ -640,6 +694,28 @@
         <w:pStyle w:val="Heading2"/>
       </w:pPr>
       <w:r>
+        <w:t>Feature importance</w:t>
+      </w:r>
+    </w:p>
+    <w:p>
+      <w:r>
+        <w:t>Per-feature contributions were quantified using SHAP (SHapley Additive exPlanations; Lundberg and Lee 2017) values computed with TreeSHAP on the joint RF, joint XGBoost, and the two adenoma classifiers (</w:t>
+      </w:r>
+      <w:r>
+        <w:rPr>
+          <w:rFonts w:ascii="Courier New" w:hAnsi="Courier New"/>
+        </w:rPr>
+        <w:t>results/shap_*.csv</w:t>
+      </w:r>
+      <w:r>
+        <w:t>). The top features by mean absolute SHAP value were compared across model architectures and across the H-vs-A, CRC-vs-control, and A-vs-CRC tasks.</w:t>
+      </w:r>
+    </w:p>
+    <w:p>
+      <w:pPr>
+        <w:pStyle w:val="Heading2"/>
+      </w:pPr>
+      <w:r>
         <w:t>Robustness battery</w:t>
       </w:r>
     </w:p>
@@ -699,10 +775,19 @@
         <w:rPr>
           <w:b/>
         </w:rPr>
-        <w:t>Batch correction.</w:t>
-      </w:r>
-      <w:r>
-        <w:t xml:space="preserve"> Per-fold ComBat (Johnson et al. 2007), as implemented in </w:t>
+        <w:t>Batch correction (robustness check).</w:t>
+      </w:r>
+      <w:r>
+        <w:t xml:space="preserve"> As described in </w:t>
+      </w:r>
+      <w:r>
+        <w:rPr>
+          <w:i/>
+        </w:rPr>
+        <w:t>Batch-effect mitigation</w:t>
+      </w:r>
+      <w:r>
+        <w:t xml:space="preserve"> above, per-fold ComBat (Johnson et al. 2007), as implemented in </w:t>
       </w:r>
       <w:r>
         <w:rPr>
@@ -711,7 +796,7 @@
         <w:t>combat.pycombat.pycombat</w:t>
       </w:r>
       <w:r>
-        <w:t>, was applied to species features within each LODO fold. ComBat was fit jointly on train and test feature matrices using only batch labels (</w:t>
+        <w:t>, was applied to species features within each LODO fold and reported as a robustness check on the country-aware LODO design rather than as the primary correction. ComBat was fit jointly on train and test feature matrices using only batch labels (</w:t>
       </w:r>
       <w:r>
         <w:rPr>
@@ -720,7 +805,16 @@
         <w:t>study_name</w:t>
       </w:r>
       <w:r>
-        <w:t>); class labels were never seen by ComBat, preserving LODO no-leakage while keeping train and test in the same corrected feature space.</w:t>
+        <w:t>); class labels were never seen by ComBat, preserving LODO no-leakage while keeping train and test in the same corrected feature space. Pooled per-cohort mean AUC: 0.815 corrected versus 0.807 uncorrected (</w:t>
+      </w:r>
+      <w:r>
+        <w:rPr>
+          <w:rFonts w:ascii="Courier New" w:hAnsi="Courier New"/>
+        </w:rPr>
+        <w:t>results/combat_results.csv</w:t>
+      </w:r>
+      <w:r>
+        <w:t>).</w:t>
       </w:r>
     </w:p>
     <w:p>
@@ -1384,17 +1478,12 @@
         <w:pStyle w:val="Heading2"/>
       </w:pPr>
       <w:r>
-        <w:t>Why pathways do not help, despite biological plausibility</w:t>
+        <w:t>Negative result on pathways is consistent with over-parameterization</w:t>
       </w:r>
     </w:p>
     <w:p>
       <w:r>
-        <w:t>Microbial metabolic pathways implicated in CRC — choline trimethylamine-lyase, secondary bile-acid biosynthesis, polyamine metabolism, hydrogen sulfide production, butyrate fermentation — are biologically well-motivated and have been highlighted by prior cross-cohort studies (Thomas et al. 2019; Wirbel et al. 2019). Why, then, do they not improve a joint classifier?</w:t>
-      </w:r>
-    </w:p>
-    <w:p>
-      <w:r>
-        <w:t xml:space="preserve">The simplest explanation is dimensionality. Joining 402–406 per-fold pathway features to the 229 species features nearly triples the feature count without a proportional gain in discriminative signal. Under Random Forest with </w:t>
+        <w:t>The joint species-plus-pathway model adds roughly 400 community-level pathway features to the 229 retained species without improving per-fold AUC and significantly degrades pooled discrimination relative to the species-only baseline (DeLong z = 3.35, p = 0.0008 for joint RF; z = 2.00, p = 0.046 for joint XGBoost; n = 1,339). This pattern is consistent with the curse of dimensionality acting on a fixed-n problem: nearly tripling the feature count without a proportional gain in independent signal dilutes the probability that the most informative taxa are sampled at each split (</w:t>
       </w:r>
       <w:r>
         <w:rPr>
@@ -1403,7 +1492,7 @@
         <w:t>max_features = 'sqrt'</w:t>
       </w:r>
       <w:r>
-        <w:t xml:space="preserve">, the probability that the most informative species are sampled at each split decreases as the candidate pool grows; under XGBoost with </w:t>
+        <w:t xml:space="preserve"> in Random Forest; </w:t>
       </w:r>
       <w:r>
         <w:rPr>
@@ -1412,12 +1501,7 @@
         <w:t>colsample_bytree = 0.8</w:t>
       </w:r>
       <w:r>
-        <w:t>, a similar dilution occurs. The DeLong signal is driven primarily by the largest fold (YachidaS_2019, n_test = 508), where the species-only model reaches AUC 0.708 versus 0.669 (joint RF) and 0.694 (joint XGBoost) — exactly the fold where stable feature ranking matters most.</w:t>
-      </w:r>
-    </w:p>
-    <w:p>
-      <w:r>
-        <w:t>A complementary explanation is redundancy. Functional pathway abundance is heavily correlated with the taxa that encode the corresponding genes; the four oral pathobionts that top the species SHAP rankings (</w:t>
+        <w:t xml:space="preserve"> in XGBoost). Pathway features are also highly correlated with the taxa that encode the corresponding genes — the four oral pathobionts that top the species SHAP rankings (</w:t>
       </w:r>
       <w:r>
         <w:rPr>
@@ -1453,7 +1537,7 @@
         <w:t>Gemella morbillorum</w:t>
       </w:r>
       <w:r>
-        <w:t xml:space="preserve">) contribute to a wide set of pathways at the unstratified level, so much of the pathway "signal" is already captured by the species. The biologically-guided 84-pathway shortlist (mean LODO AUC 0.817 across cohorts; </w:t>
+        <w:t xml:space="preserve">) collectively contribute to a wide swathe of unstratified pathways — so much of the apparent "functional" signal is already captured by the taxonomic features. The biologically-guided shortlist (~66 retained features per fold drawn from 8 CRC-relevant functional groups; mean LODO AUC 0.817; </w:t>
       </w:r>
       <w:r>
         <w:rPr>
@@ -1462,12 +1546,7 @@
         <w:t>results/bio_pathway_results.csv</w:t>
       </w:r>
       <w:r>
-        <w:t>) confirms this interpretation: hand-curated CRC-relevant pathways perform comparably to the species baseline rather than outperforming it.</w:t>
-      </w:r>
-    </w:p>
-    <w:p>
-      <w:r>
-        <w:t>This is consistent with the broader high-dimensional / low-sample-size literature (Bellman 1961; Trunk 1979): at n ≈ 1,300 across heterogeneous cohorts, parsimony wins. It also harmonises with the recent Piccinno et al. (2025) result of mean AUC ~0.85 across 18 cohorts and 3,741 metagenomes: with substantially more training data the noise contribution of additional features may diminish. Our finding should be read as a statement about the current sample-size regime, not as a categorical claim that functional features can never help.</w:t>
+        <w:t>) shows the same pattern: no rescue of the joint model. Strain- or gene-level features were not evaluated because curatedMetagenomicData does not distribute them at the depth required for a 10-cohort pooled analysis. This is consistent with the broader high-dimensional / low-sample-size literature (Bellman 1961; Trunk 1979): at n ≈ 1,300 across heterogeneous cohorts, parsimony wins. The result should be read as a statement about the current sample-size regime — and the granularity of features available from standard pipelines — rather than as a categorical claim that functional features can never help; with substantially larger pooled datasets (Piccinno et al. 2025), the noise contribution of additional features may diminish.</w:t>
       </w:r>
     </w:p>
     <w:p>
@@ -1475,75 +1554,57 @@
         <w:pStyle w:val="Heading2"/>
       </w:pPr>
       <w:r>
-        <w:t>Biology of the CRC-enriched oral-pathobiont signature</w:t>
+        <w:t>Granularity of functional features</w:t>
       </w:r>
     </w:p>
     <w:p>
       <w:r>
-        <w:t xml:space="preserve">The top SHAP features for the CRC-vs-control classifier are dominated by taxa more typical of the oral cavity than of the colon: </w:t>
+        <w:t xml:space="preserve">Overall HUMAnN unstratified pathway abundances sit at an intermediate granularity between species composition and gene-level functional content: each feature is a community-level relative abundance for one MetaCyc pathway, summed across all contributing taxa. Two refinements at finer granularities were tested. First, a </w:t>
       </w:r>
       <w:r>
         <w:rPr>
           <w:i/>
         </w:rPr>
-        <w:t>Fusobacterium nucleatum</w:t>
-      </w:r>
-      <w:r>
-        <w:t xml:space="preserve">, </w:t>
+        <w:t>biologically-guided pathway shortlist</w:t>
+      </w:r>
+      <w:r>
+        <w:t xml:space="preserve"> (</w:t>
+      </w:r>
+      <w:r>
+        <w:rPr>
+          <w:rFonts w:ascii="Courier New" w:hAnsi="Courier New"/>
+        </w:rPr>
+        <w:t>scripts/bio_pathway_shortlist.py</w:t>
+      </w:r>
+      <w:r>
+        <w:t xml:space="preserve">) restricted candidate pathways to eight CRC-relevant functional groups — butyrate / short-chain fatty acid production, fermentation, lipopolysaccharide and inflammation pathways, polyamine synthesis, tryptophan metabolism, folate and one-carbon metabolism, sulfur and methionine metabolism, and glycan / mucin degradation — selected from the published CRC microbiome literature before any model fitting. Second, </w:t>
       </w:r>
       <w:r>
         <w:rPr>
           <w:i/>
         </w:rPr>
-        <w:t>Peptostreptococcus stomatis</w:t>
+        <w:t>species-stratified pathways</w:t>
+      </w:r>
+      <w:r>
+        <w:t xml:space="preserve"> (</w:t>
+      </w:r>
+      <w:r>
+        <w:rPr>
+          <w:rFonts w:ascii="Courier New" w:hAnsi="Courier New"/>
+        </w:rPr>
+        <w:t>scripts/stratified_pathway_pilot.py</w:t>
       </w:r>
       <w:r>
         <w:t xml:space="preserve">, </w:t>
       </w:r>
       <w:r>
         <w:rPr>
-          <w:i/>
+          <w:rFonts w:ascii="Courier New" w:hAnsi="Courier New"/>
         </w:rPr>
-        <w:t>Parvimonas micra</w:t>
-      </w:r>
-      <w:r>
-        <w:t xml:space="preserve">, </w:t>
-      </w:r>
-      <w:r>
-        <w:rPr>
-          <w:i/>
-        </w:rPr>
-        <w:t>Gemella morbillorum</w:t>
-      </w:r>
-      <w:r>
-        <w:t xml:space="preserve">, </w:t>
-      </w:r>
-      <w:r>
-        <w:rPr>
-          <w:i/>
-        </w:rPr>
-        <w:t>Solobacterium moorei</w:t>
-      </w:r>
-      <w:r>
-        <w:t xml:space="preserve">, and </w:t>
-      </w:r>
-      <w:r>
-        <w:rPr>
-          <w:i/>
-        </w:rPr>
-        <w:t>Streptococcus salivarius</w:t>
-      </w:r>
-      <w:r>
-        <w:t xml:space="preserve">. </w:t>
-      </w:r>
-      <w:r>
-        <w:rPr>
-          <w:i/>
-        </w:rPr>
-        <w:t>F. nucleatum</w:t>
-      </w:r>
-      <w:r>
-        <w:t xml:space="preserve"> in particular has been mechanistically linked to CRC through FadA-mediated adhesion to E-cadherin, β-catenin signalling, and tumour-permissive immune modulation; the other taxa form part of a co-occurring oral consortium repeatedly observed in CRC tumours and stool. Their reproducibility across cohorts on three continents — at top SHAP ranks in both Random Forest and XGBoost despite very different splitting criteria — is the most convincing single observation in this analysis. It is also the feature signature that drives the moderate adenoma-vs-CRC performance, suggesting that oral-pathobiont colonisation is a relatively late event in the adenoma-carcinoma sequence.</w:t>
+        <w:t>results/stratified_pathway_pilot.csv</w:t>
+      </w:r>
+      <w:r>
+        <w:t>) decompose each pathway abundance into per-taxon contributions, producing &gt;4,000 columns at the cost of substantial sparsity and redundancy. Neither refinement rescued the joint model. We interpret this as evidence that, at the current dataset size, taxonomic composition already captures most of the discriminative signal accessible from shotgun metagenomics through standard MetaPhlAn / HUMAnN profiling. Genuinely additive functional information would, on this evidence, require strain- or gene-level resolution — and corresponding sample sizes — beyond the scope of this work.</w:t>
       </w:r>
     </w:p>
     <w:p>
@@ -1551,30 +1612,75 @@
         <w:pStyle w:val="Heading2"/>
       </w:pPr>
       <w:r>
-        <w:t>A stepwise model of microbiome change along the adenoma-carcinoma sequence</w:t>
+        <w:t>Biology of the CRC-enriched oral-pathobiont signature</w:t>
       </w:r>
     </w:p>
     <w:p>
       <w:r>
-        <w:t xml:space="preserve">The adenoma LODO results provide a coherent stage-specific picture. </w:t>
+        <w:t xml:space="preserve">The top SHAP features for the CRC-vs-control classifier are dominated by taxa more typical of the oral cavity than of the colon: </w:t>
       </w:r>
       <w:r>
         <w:rPr>
-          <w:b/>
+          <w:i/>
         </w:rPr>
-        <w:t>Control vs adenoma</w:t>
-      </w:r>
-      <w:r>
-        <w:t xml:space="preserve"> classification was near chance (RF 0.561, XGBoost 0.579), with TreeSHAP highlighting weak, heterogeneous metabolic and commensal-depletion features. </w:t>
+        <w:t>Fusobacterium nucleatum</w:t>
+      </w:r>
+      <w:r>
+        <w:t xml:space="preserve">, </w:t>
       </w:r>
       <w:r>
         <w:rPr>
-          <w:b/>
+          <w:i/>
         </w:rPr>
-        <w:t>Adenoma vs CRC</w:t>
-      </w:r>
-      <w:r>
-        <w:t xml:space="preserve"> classification was moderate (RF 0.671, XGBoost 0.617), with TreeSHAP dominated by the same oral-pathobiont signature that drives CRC-vs-control. This pattern is consistent with a model in which (i) the microbiome of early-stage adenoma is largely indistinguishable from healthy controls by global stool composition, and (ii) the oral-pathobiont enrichment is acquired at or near the transition to invasive carcinoma. Such a model has clinical implications: stool metagenomic screens are unlikely to detect early adenomas at useful sensitivity, but may have value in distinguishing advanced lesions from carcinoma and in monitoring post-resection recurrence. It also reinforces that adenoma and CRC are biologically distinct microbiome states rather than two points on a smooth severity gradient.</w:t>
+        <w:t>Peptostreptococcus stomatis</w:t>
+      </w:r>
+      <w:r>
+        <w:t xml:space="preserve">, </w:t>
+      </w:r>
+      <w:r>
+        <w:rPr>
+          <w:i/>
+        </w:rPr>
+        <w:t>Parvimonas micra</w:t>
+      </w:r>
+      <w:r>
+        <w:t xml:space="preserve">, </w:t>
+      </w:r>
+      <w:r>
+        <w:rPr>
+          <w:i/>
+        </w:rPr>
+        <w:t>Gemella morbillorum</w:t>
+      </w:r>
+      <w:r>
+        <w:t xml:space="preserve">, </w:t>
+      </w:r>
+      <w:r>
+        <w:rPr>
+          <w:i/>
+        </w:rPr>
+        <w:t>Solobacterium moorei</w:t>
+      </w:r>
+      <w:r>
+        <w:t xml:space="preserve">, and </w:t>
+      </w:r>
+      <w:r>
+        <w:rPr>
+          <w:i/>
+        </w:rPr>
+        <w:t>Streptococcus salivarius</w:t>
+      </w:r>
+      <w:r>
+        <w:t xml:space="preserve">. </w:t>
+      </w:r>
+      <w:r>
+        <w:rPr>
+          <w:i/>
+        </w:rPr>
+        <w:t>F. nucleatum</w:t>
+      </w:r>
+      <w:r>
+        <w:t xml:space="preserve"> in particular has been mechanistically linked to CRC through FadA-mediated adhesion to E-cadherin, β-catenin signalling, and tumour-permissive immune modulation; the other taxa form part of a co-occurring oral consortium repeatedly observed in CRC tumours and stool. Their reproducibility across cohorts on three continents — at top SHAP ranks in both Random Forest and XGBoost despite very different splitting criteria — is the most convincing single observation in this analysis. It is also the feature signature that drives the moderate adenoma-vs-CRC performance, suggesting that oral-pathobiont colonisation is a relatively late event in the adenoma-carcinoma sequence.</w:t>
       </w:r>
     </w:p>
     <w:p>
@@ -1582,12 +1688,83 @@
         <w:pStyle w:val="Heading2"/>
       </w:pPr>
       <w:r>
-        <w:t>Cross-cohort generalisation</w:t>
+        <w:t>A stepwise model of microbiome change along the adenoma-carcinoma sequence</w:t>
       </w:r>
     </w:p>
     <w:p>
       <w:r>
-        <w:t>The country-aware LODO design provides what we view as a credible test of cross-cohort generalisation. The species-only RF reached per-cohort AUC ≥ 0.69 in every fold and ≥ 0.80 in 7 of 10 folds, despite training cohorts being excluded whenever they shared country with the test cohort. The two Italian cohorts and the two Japanese cohorts were thus never used to train models tested on their country-mates, removing a confound that would otherwise have inflated ThomasAM_2019_c to AUC ≈ 0.999. The classifier's robustness to ComBat batch correction (within 0.008 of the uncorrected baseline; corrected 0.815 vs uncorrected 0.807) further suggests that the biological signal substantially exceeds residual technical batch effects under this design.</w:t>
+        <w:t xml:space="preserve">The adenoma LODO results provide a coherent stage-specific picture. </w:t>
+      </w:r>
+      <w:r>
+        <w:rPr>
+          <w:b/>
+        </w:rPr>
+        <w:t>Control vs adenoma</w:t>
+      </w:r>
+      <w:r>
+        <w:t xml:space="preserve"> classification was near chance (RF 0.561, XGBoost 0.579), with TreeSHAP highlighting weak, heterogeneous metabolic and commensal-depletion features. </w:t>
+      </w:r>
+      <w:r>
+        <w:rPr>
+          <w:b/>
+        </w:rPr>
+        <w:t>Adenoma vs CRC</w:t>
+      </w:r>
+      <w:r>
+        <w:t xml:space="preserve"> classification was moderate (RF 0.671, XGBoost 0.617), with TreeSHAP dominated by the same oral-pathobiont signature that drives CRC-vs-control. This pattern is consistent with a model in which (i) the microbiome of early-stage adenoma is largely indistinguishable from healthy controls by global stool composition, and (ii) the oral-pathobiont enrichment is acquired at or near the transition to invasive carcinoma. Such a model has clinical implications: stool metagenomic screens are unlikely to detect early adenomas at useful sensitivity, but may have value in distinguishing advanced lesions from carcinoma and in monitoring post-resection recurrence. It also reinforces that adenoma and CRC are biologically distinct microbiome states rather than two points on a smooth severity gradient.</w:t>
+      </w:r>
+    </w:p>
+    <w:p>
+      <w:pPr>
+        <w:pStyle w:val="Heading2"/>
+      </w:pPr>
+      <w:r>
+        <w:t>Adenoma analysis: class-balance robustness</w:t>
+      </w:r>
+    </w:p>
+    <w:p>
+      <w:r>
+        <w:t>The adenoma LODO folds have small minority-class counts per cohort (n_adenoma ranges from 27 in ThomasAM_2018a to 67 in YachidaS_2019), which raises the possibility that the near-chance control-vs-adenoma result is a methodological artefact of class imbalance rather than a biological observation. We tested this directly with three per-fold class-rebalancing strategies, applied to the training fold only (</w:t>
+      </w:r>
+      <w:r>
+        <w:rPr>
+          <w:rFonts w:ascii="Courier New" w:hAnsi="Courier New"/>
+        </w:rPr>
+        <w:t>scripts/rebalanced_adenoma_lodo.py</w:t>
+      </w:r>
+      <w:r>
+        <w:t xml:space="preserve">): inverse-frequency reweighting, random undersampling of the majority class, and SMOTE oversampling of the minority class. The comparison is summarised in </w:t>
+      </w:r>
+      <w:r>
+        <w:rPr>
+          <w:rFonts w:ascii="Courier New" w:hAnsi="Courier New"/>
+        </w:rPr>
+        <w:t>results/adenoma_rebalanced_summary.csv</w:t>
+      </w:r>
+      <w:r>
+        <w:t>. The qualitative finding — healthy-vs-adenoma near chance and adenoma-vs-CRC moderate — was robust across all three rebalancing strategies and consistent with the headline class-weighted run. We therefore interpret the weak adenoma signal as reflecting true biological under-determination of pre-cancerous microbiome change at the granularity of standard shotgun metagenomic profiling, rather than a sampling-imbalance artefact.</w:t>
+      </w:r>
+    </w:p>
+    <w:p>
+      <w:pPr>
+        <w:pStyle w:val="Heading2"/>
+      </w:pPr>
+      <w:r>
+        <w:t>Batch effects vs cross-cohort generalisation</w:t>
+      </w:r>
+    </w:p>
+    <w:p>
+      <w:r>
+        <w:t xml:space="preserve">Cross-cohort variability in DNA extraction, library preparation, sequencing depth, and host population genetics is the dominant source of microbiome variation across these 10 cohorts, and any cross-cohort classification result must be read against that background. Two design choices respond directly to this. First, country-aware LODO treats each cohort as a single batch and additionally excludes same-country cohorts from training, removing geographic and population-level confounding that would otherwise leak through diet- and host-genetics-correlated taxa: the most explicit illustration is the ThomasAM_2019_c fold, where allowing YachidaS_2019 (the second Japanese cohort) into training inflated test AUC to 0.998, dropping to 0.836 once Japan is excluded. The species-only RF reached per-cohort AUC ≥ 0.69 in every fold and ≥ 0.80 in 7 of 10 folds under this stricter split. Second, per-fold filtering and feature normalisation use training-cohort statistics only, preventing test-cohort sample composition from influencing the feature set or its scaling. ComBat applied per fold as a robustness check increases pooled per-cohort mean AUC marginally (0.815 vs 0.807 uncorrected; </w:t>
+      </w:r>
+      <w:r>
+        <w:rPr>
+          <w:rFonts w:ascii="Courier New" w:hAnsi="Courier New"/>
+        </w:rPr>
+        <w:t>results/combat_results.csv</w:t>
+      </w:r>
+      <w:r>
+        <w:t>) and does not change the qualitative conclusions, which we interpret as evidence that the biological signal survives the dominant technical batch effects under the country-aware LODO design rather than being recovered by post-hoc mean/variance harmonisation.</w:t>
       </w:r>
     </w:p>
     <w:p>
@@ -1636,32 +1813,6 @@
       </w:pPr>
       <w:r>
         <w:t>References</w:t>
-      </w:r>
-    </w:p>
-    <w:p>
-      <w:pPr>
-        <w:pStyle w:val="ListNumber"/>
-      </w:pPr>
-      <w:r>
-        <w:t xml:space="preserve">Austin, G.I., Brown Kav, A., ElNaggar, S. et al. Processing-bias correction with DEBIAS-M improves cross-study generalization of microbiome-based prediction models. </w:t>
-      </w:r>
-      <w:r>
-        <w:rPr>
-          <w:i/>
-        </w:rPr>
-        <w:t>Nat. Microbiol.</w:t>
-      </w:r>
-      <w:r>
-        <w:t xml:space="preserve"> </w:t>
-      </w:r>
-      <w:r>
-        <w:rPr>
-          <w:b/>
-        </w:rPr>
-        <w:t>10</w:t>
-      </w:r>
-      <w:r>
-        <w:t>, 897–911 (2025). https://doi.org/10.1038/s41564-025-01954-4</w:t>
       </w:r>
     </w:p>
     <w:p>

--- a/submission/build/CRC_Manuscript_Complete.docx
+++ b/submission/build/CRC_Manuscript_Complete.docx
@@ -954,7 +954,7 @@
     </w:p>
     <w:p>
       <w:r>
-        <w:t>The analysis dataset comprised 1,522 unique subjects across 10 cohorts: 674 CRC cases, 665 controls, and 183 adenomas, spanning 9 countries (Austria, China, France, Germany, India, Italy, Japan, USA; Table 1). Per-cohort sample sizes ranged from 60 (GuptaA_2019, ThomasAM_2018b) to 575 (YachidaS_2019). After global filtering (prevalence ≥ 10%, mean ≥ 1e-4) and log10(x + 1e-6) transformation, 229 MetaPhlAn species features were retained. From HUMAnN unstratified pathway tables, 551 candidate pathways entered the per-fold filter; 402–406 pathways were retained per LODO fold after the prevalence ≥ 10% / mean ≥ 1e-6 filter computed on training-cohort samples only.</w:t>
+        <w:t>The analysis dataset comprised 1,522 unique subjects across 10 cohorts: 674 CRC cases, 665 controls, and 183 adenomas, spanning 8 countries (Austria, China, France, Germany, India, Italy, Japan, USA; Table 1). Per-cohort sample sizes ranged from 60 (GuptaA_2019, ThomasAM_2018b) to 575 (YachidaS_2019). After global filtering (prevalence ≥ 10%, mean ≥ 1e-4) and log10(x + 1e-6) transformation, 229 MetaPhlAn species features were retained. From HUMAnN unstratified pathway tables, 551 candidate pathways entered the per-fold filter; 402–406 pathways were retained per LODO fold after the prevalence ≥ 10% / mean ≥ 1e-6 filter computed on training-cohort samples only.</w:t>
       </w:r>
     </w:p>
     <w:p>
@@ -985,7 +985,16 @@
         <w:t>0.781 (95% CI 0.757–0.805)</w:t>
       </w:r>
       <w:r>
-        <w:t xml:space="preserve"> across all 1,339 case/control predictions. Per-cohort AUCs ranged from 0.694 (ThomasAM_2018a; n_test = 53) to 0.882 (GuptaA_2019, n_test = 60; WirbelJ_2018, n_test = 125) (Figure 1; Supplementary Table S2). The largest fold, YachidaS_2019 (n_test = 508), reached an AUC of 0.708; its size dominates the pooled estimate and the DeLong comparison.</w:t>
+        <w:t xml:space="preserve"> across all 1,339 case/control predictions. Per-cohort AUCs ranged from 0.694 (ThomasAM_2018a; n_test = 53) to 0.882 (GuptaA_2019, n_test = 60; WirbelJ_2018, n_test = 125) (Figure 1; Supplementary Table S2). The largest fold, YachidaS_2019 (n_test = 508), reached an AUC of 0.708; its size dominates the pooled estimate and the DeLong comparison. At a fixed specificity of 90%, species RF achieves a sensitivity of 49.9% (</w:t>
+      </w:r>
+      <w:r>
+        <w:rPr>
+          <w:rFonts w:ascii="Courier New" w:hAnsi="Courier New"/>
+        </w:rPr>
+        <w:t>results/diagnostics/sens_at_fixed_spec.csv</w:t>
+      </w:r>
+      <w:r>
+        <w:t>); at 95% specificity, 39.8% (same table).</w:t>
       </w:r>
     </w:p>
     <w:p>
@@ -1550,61 +1559,85 @@
       </w:r>
     </w:p>
     <w:p>
-      <w:pPr>
-        <w:pStyle w:val="Heading2"/>
-      </w:pPr>
-      <w:r>
-        <w:t>Granularity of functional features</w:t>
-      </w:r>
-    </w:p>
-    <w:p>
-      <w:r>
-        <w:t xml:space="preserve">Overall HUMAnN unstratified pathway abundances sit at an intermediate granularity between species composition and gene-level functional content: each feature is a community-level relative abundance for one MetaCyc pathway, summed across all contributing taxa. Two refinements at finer granularities were tested. First, a </w:t>
+      <w:r>
+        <w:t>TreeSHAP rankings on the species Random Forest agree closely with permutation-importance rankings on the same model: 16 of the top 20 species by TreeSHAP also appear in the top 20 by permutation importance (</w:t>
+      </w:r>
+      <w:r>
+        <w:rPr>
+          <w:rFonts w:ascii="Courier New" w:hAnsi="Courier New"/>
+        </w:rPr>
+        <w:t>results/diagnostics/permutation_vs_shap_correlation.csv</w:t>
+      </w:r>
+      <w:r>
+        <w:t>). Three of the four oral-pathobiont species (</w:t>
       </w:r>
       <w:r>
         <w:rPr>
           <w:i/>
         </w:rPr>
-        <w:t>biologically-guided pathway shortlist</w:t>
-      </w:r>
-      <w:r>
-        <w:t xml:space="preserve"> (</w:t>
+        <w:t>Fusobacterium nucleatum</w:t>
+      </w:r>
+      <w:r>
+        <w:t xml:space="preserve">, </w:t>
+      </w:r>
+      <w:r>
+        <w:rPr>
+          <w:i/>
+        </w:rPr>
+        <w:t>Peptostreptococcus stomatis</w:t>
+      </w:r>
+      <w:r>
+        <w:t xml:space="preserve">, </w:t>
+      </w:r>
+      <w:r>
+        <w:rPr>
+          <w:i/>
+        </w:rPr>
+        <w:t>Gemella morbillorum</w:t>
+      </w:r>
+      <w:r>
+        <w:t xml:space="preserve">) retain top-four rank under both measures; </w:t>
+      </w:r>
+      <w:r>
+        <w:rPr>
+          <w:i/>
+        </w:rPr>
+        <w:t>Parvimonas micra</w:t>
+      </w:r>
+      <w:r>
+        <w:t xml:space="preserve"> ranks 2 by TreeSHAP and 12 by permutation, indicating lower individual model dependence but consistent inclusion in the top-importance band. Per-cohort SHAP rank does not correlate with cohort median sequencing depth for </w:t>
+      </w:r>
+      <w:r>
+        <w:rPr>
+          <w:i/>
+        </w:rPr>
+        <w:t>F. nucleatum</w:t>
+      </w:r>
+      <w:r>
+        <w:t xml:space="preserve"> (Spearman ρ = −0.19, p = 0.59, n = 10 cohorts; </w:t>
       </w:r>
       <w:r>
         <w:rPr>
           <w:rFonts w:ascii="Courier New" w:hAnsi="Courier New"/>
         </w:rPr>
-        <w:t>scripts/bio_pathway_shortlist.py</w:t>
-      </w:r>
-      <w:r>
-        <w:t xml:space="preserve">) restricted candidate pathways to eight CRC-relevant functional groups — butyrate / short-chain fatty acid production, fermentation, lipopolysaccharide and inflammation pathways, polyamine synthesis, tryptophan metabolism, folate and one-carbon metabolism, sulfur and methionine metabolism, and glycan / mucin degradation — selected from the published CRC microbiome literature before any model fitting. Second, </w:t>
-      </w:r>
-      <w:r>
-        <w:rPr>
-          <w:i/>
-        </w:rPr>
-        <w:t>species-stratified pathways</w:t>
-      </w:r>
-      <w:r>
-        <w:t xml:space="preserve"> (</w:t>
+        <w:t>results/diagnostics/depth_confound_shap.csv</w:t>
+      </w:r>
+      <w:r>
+        <w:t>); no top-20 species survives a multiple-testing-corrected threshold for depth-rank correlation. The oral-pathobiont signature is therefore not an artifact of TreeSHAP's bias toward high-cardinality features nor of cohort-level read depth.</w:t>
+      </w:r>
+    </w:p>
+    <w:p>
+      <w:r>
+        <w:t xml:space="preserve">The joint XGBoost model exhibits a notably larger reliability term in the Brier decomposition (0.026) than either Random Forest (species RF 0.007; joint RF 0.006; </w:t>
       </w:r>
       <w:r>
         <w:rPr>
           <w:rFonts w:ascii="Courier New" w:hAnsi="Courier New"/>
         </w:rPr>
-        <w:t>scripts/stratified_pathway_pilot.py</w:t>
-      </w:r>
-      <w:r>
-        <w:t xml:space="preserve">, </w:t>
-      </w:r>
-      <w:r>
-        <w:rPr>
-          <w:rFonts w:ascii="Courier New" w:hAnsi="Courier New"/>
-        </w:rPr>
-        <w:t>results/stratified_pathway_pilot.csv</w:t>
-      </w:r>
-      <w:r>
-        <w:t>) decompose each pathway abundance into per-taxon contributions, producing &gt;4,000 columns at the cost of substantial sparsity and redundancy. Neither refinement rescued the joint model. We interpret this as evidence that, at the current dataset size, taxonomic composition already captures most of the discriminative signal accessible from shotgun metagenomics through standard MetaPhlAn / HUMAnN profiling. Genuinely additive functional information would, on this evidence, require strain- or gene-level resolution — and corresponding sample sizes — beyond the scope of this work.</w:t>
+        <w:t>results/diagnostics/brier_decomposition.csv</w:t>
+      </w:r>
+      <w:r>
+        <w:t>), reflecting more aggressive logit pushes toward 0 and 1 that produce a U-shaped predicted-probability distribution. This is a calibration property of gradient-boosted decision trees on heterogeneous tabular metagenomic data rather than a model-comparison artifact, but it argues for the Random Forest as the preferred deployment candidate where probability calibration matters (e.g., downstream Bayesian thresholding for screening decisions).</w:t>
       </w:r>
     </w:p>
     <w:p>
@@ -1612,75 +1645,57 @@
         <w:pStyle w:val="Heading2"/>
       </w:pPr>
       <w:r>
-        <w:t>Biology of the CRC-enriched oral-pathobiont signature</w:t>
+        <w:t>Granularity of functional features</w:t>
       </w:r>
     </w:p>
     <w:p>
       <w:r>
-        <w:t xml:space="preserve">The top SHAP features for the CRC-vs-control classifier are dominated by taxa more typical of the oral cavity than of the colon: </w:t>
+        <w:t xml:space="preserve">Overall HUMAnN unstratified pathway abundances sit at an intermediate granularity between species composition and gene-level functional content: each feature is a community-level relative abundance for one MetaCyc pathway, summed across all contributing taxa. Two refinements at finer granularities were tested. First, a </w:t>
       </w:r>
       <w:r>
         <w:rPr>
           <w:i/>
         </w:rPr>
-        <w:t>Fusobacterium nucleatum</w:t>
-      </w:r>
-      <w:r>
-        <w:t xml:space="preserve">, </w:t>
+        <w:t>biologically-guided pathway shortlist</w:t>
+      </w:r>
+      <w:r>
+        <w:t xml:space="preserve"> (</w:t>
+      </w:r>
+      <w:r>
+        <w:rPr>
+          <w:rFonts w:ascii="Courier New" w:hAnsi="Courier New"/>
+        </w:rPr>
+        <w:t>scripts/bio_pathway_shortlist.py</w:t>
+      </w:r>
+      <w:r>
+        <w:t xml:space="preserve">) restricted candidate pathways to eight CRC-relevant functional groups — butyrate / short-chain fatty acid production, fermentation, lipopolysaccharide and inflammation pathways, polyamine synthesis, tryptophan metabolism, folate and one-carbon metabolism, sulfur and methionine metabolism, and glycan / mucin degradation — selected from the published CRC microbiome literature before any model fitting. Second, </w:t>
       </w:r>
       <w:r>
         <w:rPr>
           <w:i/>
         </w:rPr>
-        <w:t>Peptostreptococcus stomatis</w:t>
+        <w:t>species-stratified pathways</w:t>
+      </w:r>
+      <w:r>
+        <w:t xml:space="preserve"> (</w:t>
+      </w:r>
+      <w:r>
+        <w:rPr>
+          <w:rFonts w:ascii="Courier New" w:hAnsi="Courier New"/>
+        </w:rPr>
+        <w:t>scripts/stratified_pathway_pilot.py</w:t>
       </w:r>
       <w:r>
         <w:t xml:space="preserve">, </w:t>
       </w:r>
       <w:r>
         <w:rPr>
-          <w:i/>
+          <w:rFonts w:ascii="Courier New" w:hAnsi="Courier New"/>
         </w:rPr>
-        <w:t>Parvimonas micra</w:t>
-      </w:r>
-      <w:r>
-        <w:t xml:space="preserve">, </w:t>
-      </w:r>
-      <w:r>
-        <w:rPr>
-          <w:i/>
-        </w:rPr>
-        <w:t>Gemella morbillorum</w:t>
-      </w:r>
-      <w:r>
-        <w:t xml:space="preserve">, </w:t>
-      </w:r>
-      <w:r>
-        <w:rPr>
-          <w:i/>
-        </w:rPr>
-        <w:t>Solobacterium moorei</w:t>
-      </w:r>
-      <w:r>
-        <w:t xml:space="preserve">, and </w:t>
-      </w:r>
-      <w:r>
-        <w:rPr>
-          <w:i/>
-        </w:rPr>
-        <w:t>Streptococcus salivarius</w:t>
-      </w:r>
-      <w:r>
-        <w:t xml:space="preserve">. </w:t>
-      </w:r>
-      <w:r>
-        <w:rPr>
-          <w:i/>
-        </w:rPr>
-        <w:t>F. nucleatum</w:t>
-      </w:r>
-      <w:r>
-        <w:t xml:space="preserve"> in particular has been mechanistically linked to CRC through FadA-mediated adhesion to E-cadherin, β-catenin signalling, and tumour-permissive immune modulation; the other taxa form part of a co-occurring oral consortium repeatedly observed in CRC tumours and stool. Their reproducibility across cohorts on three continents — at top SHAP ranks in both Random Forest and XGBoost despite very different splitting criteria — is the most convincing single observation in this analysis. It is also the feature signature that drives the moderate adenoma-vs-CRC performance, suggesting that oral-pathobiont colonisation is a relatively late event in the adenoma-carcinoma sequence.</w:t>
+        <w:t>results/stratified_pathway_pilot.csv</w:t>
+      </w:r>
+      <w:r>
+        <w:t>) decompose each pathway abundance into per-taxon contributions, producing &gt;4,000 columns at the cost of substantial sparsity and redundancy. Neither refinement rescued the joint model. We interpret this as evidence that, at the current dataset size, taxonomic composition already captures most of the discriminative signal accessible from shotgun metagenomics through standard MetaPhlAn / HUMAnN profiling. Genuinely additive functional information would, on this evidence, require strain- or gene-level resolution — and corresponding sample sizes — beyond the scope of this work.</w:t>
       </w:r>
     </w:p>
     <w:p>
@@ -1688,30 +1703,75 @@
         <w:pStyle w:val="Heading2"/>
       </w:pPr>
       <w:r>
-        <w:t>A stepwise model of microbiome change along the adenoma-carcinoma sequence</w:t>
+        <w:t>Biology of the CRC-enriched oral-pathobiont signature</w:t>
       </w:r>
     </w:p>
     <w:p>
       <w:r>
-        <w:t xml:space="preserve">The adenoma LODO results provide a coherent stage-specific picture. </w:t>
+        <w:t xml:space="preserve">The top SHAP features for the CRC-vs-control classifier are dominated by taxa more typical of the oral cavity than of the colon: </w:t>
       </w:r>
       <w:r>
         <w:rPr>
-          <w:b/>
+          <w:i/>
         </w:rPr>
-        <w:t>Control vs adenoma</w:t>
-      </w:r>
-      <w:r>
-        <w:t xml:space="preserve"> classification was near chance (RF 0.561, XGBoost 0.579), with TreeSHAP highlighting weak, heterogeneous metabolic and commensal-depletion features. </w:t>
+        <w:t>Fusobacterium nucleatum</w:t>
+      </w:r>
+      <w:r>
+        <w:t xml:space="preserve">, </w:t>
       </w:r>
       <w:r>
         <w:rPr>
-          <w:b/>
+          <w:i/>
         </w:rPr>
-        <w:t>Adenoma vs CRC</w:t>
-      </w:r>
-      <w:r>
-        <w:t xml:space="preserve"> classification was moderate (RF 0.671, XGBoost 0.617), with TreeSHAP dominated by the same oral-pathobiont signature that drives CRC-vs-control. This pattern is consistent with a model in which (i) the microbiome of early-stage adenoma is largely indistinguishable from healthy controls by global stool composition, and (ii) the oral-pathobiont enrichment is acquired at or near the transition to invasive carcinoma. Such a model has clinical implications: stool metagenomic screens are unlikely to detect early adenomas at useful sensitivity, but may have value in distinguishing advanced lesions from carcinoma and in monitoring post-resection recurrence. It also reinforces that adenoma and CRC are biologically distinct microbiome states rather than two points on a smooth severity gradient.</w:t>
+        <w:t>Peptostreptococcus stomatis</w:t>
+      </w:r>
+      <w:r>
+        <w:t xml:space="preserve">, </w:t>
+      </w:r>
+      <w:r>
+        <w:rPr>
+          <w:i/>
+        </w:rPr>
+        <w:t>Parvimonas micra</w:t>
+      </w:r>
+      <w:r>
+        <w:t xml:space="preserve">, </w:t>
+      </w:r>
+      <w:r>
+        <w:rPr>
+          <w:i/>
+        </w:rPr>
+        <w:t>Gemella morbillorum</w:t>
+      </w:r>
+      <w:r>
+        <w:t xml:space="preserve">, </w:t>
+      </w:r>
+      <w:r>
+        <w:rPr>
+          <w:i/>
+        </w:rPr>
+        <w:t>Solobacterium moorei</w:t>
+      </w:r>
+      <w:r>
+        <w:t xml:space="preserve">, and </w:t>
+      </w:r>
+      <w:r>
+        <w:rPr>
+          <w:i/>
+        </w:rPr>
+        <w:t>Streptococcus salivarius</w:t>
+      </w:r>
+      <w:r>
+        <w:t xml:space="preserve">. </w:t>
+      </w:r>
+      <w:r>
+        <w:rPr>
+          <w:i/>
+        </w:rPr>
+        <w:t>F. nucleatum</w:t>
+      </w:r>
+      <w:r>
+        <w:t xml:space="preserve"> in particular has been mechanistically linked to CRC through FadA-mediated adhesion to E-cadherin, β-catenin signalling, and tumour-permissive immune modulation; the other taxa form part of a co-occurring oral consortium repeatedly observed in CRC tumours and stool. Their reproducibility across cohorts on three continents — at top SHAP ranks in both Random Forest and XGBoost despite very different splitting criteria — is the most convincing single observation in this analysis. It is also the feature signature that drives the moderate adenoma-vs-CRC performance, suggesting that oral-pathobiont colonisation is a relatively late event in the adenoma-carcinoma sequence.</w:t>
       </w:r>
     </w:p>
     <w:p>
@@ -1719,30 +1779,30 @@
         <w:pStyle w:val="Heading2"/>
       </w:pPr>
       <w:r>
-        <w:t>Adenoma analysis: class-balance robustness</w:t>
+        <w:t>A stepwise model of microbiome change along the adenoma-carcinoma sequence</w:t>
       </w:r>
     </w:p>
     <w:p>
       <w:r>
-        <w:t>The adenoma LODO folds have small minority-class counts per cohort (n_adenoma ranges from 27 in ThomasAM_2018a to 67 in YachidaS_2019), which raises the possibility that the near-chance control-vs-adenoma result is a methodological artefact of class imbalance rather than a biological observation. We tested this directly with three per-fold class-rebalancing strategies, applied to the training fold only (</w:t>
+        <w:t xml:space="preserve">The adenoma LODO results provide a coherent stage-specific picture. </w:t>
       </w:r>
       <w:r>
         <w:rPr>
-          <w:rFonts w:ascii="Courier New" w:hAnsi="Courier New"/>
+          <w:b/>
         </w:rPr>
-        <w:t>scripts/rebalanced_adenoma_lodo.py</w:t>
-      </w:r>
-      <w:r>
-        <w:t xml:space="preserve">): inverse-frequency reweighting, random undersampling of the majority class, and SMOTE oversampling of the minority class. The comparison is summarised in </w:t>
+        <w:t>Control vs adenoma</w:t>
+      </w:r>
+      <w:r>
+        <w:t xml:space="preserve"> classification was near chance (RF 0.561, XGBoost 0.579), with TreeSHAP highlighting weak, heterogeneous metabolic and commensal-depletion features. </w:t>
       </w:r>
       <w:r>
         <w:rPr>
-          <w:rFonts w:ascii="Courier New" w:hAnsi="Courier New"/>
+          <w:b/>
         </w:rPr>
-        <w:t>results/adenoma_rebalanced_summary.csv</w:t>
-      </w:r>
-      <w:r>
-        <w:t>. The qualitative finding — healthy-vs-adenoma near chance and adenoma-vs-CRC moderate — was robust across all three rebalancing strategies and consistent with the headline class-weighted run. We therefore interpret the weak adenoma signal as reflecting true biological under-determination of pre-cancerous microbiome change at the granularity of standard shotgun metagenomic profiling, rather than a sampling-imbalance artefact.</w:t>
+        <w:t>Adenoma vs CRC</w:t>
+      </w:r>
+      <w:r>
+        <w:t xml:space="preserve"> classification was moderate (RF 0.671, XGBoost 0.617), with TreeSHAP dominated by the same oral-pathobiont signature that drives CRC-vs-control. This pattern is consistent with a model in which (i) the microbiome of early-stage adenoma is largely indistinguishable from healthy controls by global stool composition, and (ii) the oral-pathobiont enrichment is acquired at or near the transition to invasive carcinoma. Such a model has clinical implications: stool metagenomic screens are unlikely to detect early adenomas at useful sensitivity, but may have value in distinguishing advanced lesions from carcinoma and in monitoring post-resection recurrence. It also reinforces that adenoma and CRC are biologically distinct microbiome states rather than two points on a smooth severity gradient.</w:t>
       </w:r>
     </w:p>
     <w:p>
@@ -1750,21 +1810,30 @@
         <w:pStyle w:val="Heading2"/>
       </w:pPr>
       <w:r>
-        <w:t>Batch effects vs cross-cohort generalisation</w:t>
+        <w:t>Adenoma analysis: class-balance robustness</w:t>
       </w:r>
     </w:p>
     <w:p>
       <w:r>
-        <w:t xml:space="preserve">Cross-cohort variability in DNA extraction, library preparation, sequencing depth, and host population genetics is the dominant source of microbiome variation across these 10 cohorts, and any cross-cohort classification result must be read against that background. Two design choices respond directly to this. First, country-aware LODO treats each cohort as a single batch and additionally excludes same-country cohorts from training, removing geographic and population-level confounding that would otherwise leak through diet- and host-genetics-correlated taxa: the most explicit illustration is the ThomasAM_2019_c fold, where allowing YachidaS_2019 (the second Japanese cohort) into training inflated test AUC to 0.998, dropping to 0.836 once Japan is excluded. The species-only RF reached per-cohort AUC ≥ 0.69 in every fold and ≥ 0.80 in 7 of 10 folds under this stricter split. Second, per-fold filtering and feature normalisation use training-cohort statistics only, preventing test-cohort sample composition from influencing the feature set or its scaling. ComBat applied per fold as a robustness check increases pooled per-cohort mean AUC marginally (0.815 vs 0.807 uncorrected; </w:t>
+        <w:t>The adenoma LODO folds have small minority-class counts per cohort (n_adenoma ranges from 27 in ThomasAM_2018a to 67 in YachidaS_2019), which raises the possibility that the near-chance control-vs-adenoma result is a methodological artefact of class imbalance rather than a biological observation. We tested this directly with three per-fold class-rebalancing strategies, applied to the training fold only (</w:t>
       </w:r>
       <w:r>
         <w:rPr>
           <w:rFonts w:ascii="Courier New" w:hAnsi="Courier New"/>
         </w:rPr>
-        <w:t>results/combat_results.csv</w:t>
-      </w:r>
-      <w:r>
-        <w:t>) and does not change the qualitative conclusions, which we interpret as evidence that the biological signal survives the dominant technical batch effects under the country-aware LODO design rather than being recovered by post-hoc mean/variance harmonisation.</w:t>
+        <w:t>scripts/rebalanced_adenoma_lodo.py</w:t>
+      </w:r>
+      <w:r>
+        <w:t xml:space="preserve">): inverse-frequency reweighting, random undersampling of the majority class, and SMOTE oversampling of the minority class. The comparison is summarised in </w:t>
+      </w:r>
+      <w:r>
+        <w:rPr>
+          <w:rFonts w:ascii="Courier New" w:hAnsi="Courier New"/>
+        </w:rPr>
+        <w:t>results/adenoma_rebalanced_summary.csv</w:t>
+      </w:r>
+      <w:r>
+        <w:t>. The qualitative finding — healthy-vs-adenoma near chance and adenoma-vs-CRC moderate — was robust across all three rebalancing strategies and consistent with the headline class-weighted run. We therefore interpret the weak adenoma signal as reflecting true biological under-determination of pre-cancerous microbiome change at the granularity of standard shotgun metagenomic profiling, rather than a sampling-imbalance artefact.</w:t>
       </w:r>
     </w:p>
     <w:p>
@@ -1772,12 +1841,21 @@
         <w:pStyle w:val="Heading2"/>
       </w:pPr>
       <w:r>
-        <w:t>Implications for microbiome-based CRC screening</w:t>
+        <w:t>Batch effects vs cross-cohort generalisation</w:t>
       </w:r>
     </w:p>
     <w:p>
       <w:r>
-        <w:t>The practical implication is that a parsimonious species-only classifier is preferable to more complex joint models for stool-based CRC screening in the near term. Species-level profiling is more standardised across bioinformatics pipelines than functional profiling, requires less computational infrastructure, and — as we show — delivers equal or superior classification performance at the sample sizes typical of current clinical validation studies. As metagenomic datasets scale to thousands of samples, the cost-benefit calculus for including pathway features may shift, but at present the added complexity is not justified by improved performance.</w:t>
+        <w:t xml:space="preserve">Cross-cohort variability in DNA extraction, library preparation, sequencing depth, and host population genetics is the dominant source of microbiome variation across these 10 cohorts, and any cross-cohort classification result must be read against that background. Two design choices respond directly to this. First, country-aware LODO treats each cohort as a single batch and additionally excludes same-country cohorts from training, removing geographic and population-level confounding that would otherwise leak through diet- and host-genetics-correlated taxa: the most explicit illustration is the ThomasAM_2019_c fold, where allowing YachidaS_2019 (the second Japanese cohort) into training inflated test AUC to 0.998, dropping to 0.836 once Japan is excluded. The species-only RF reached per-cohort AUC ≥ 0.69 in every fold and ≥ 0.80 in 7 of 10 folds under this stricter split. Second, per-fold filtering and feature normalisation use training-cohort statistics only, preventing test-cohort sample composition from influencing the feature set or its scaling. ComBat applied per fold as a robustness check increases pooled per-cohort mean AUC marginally (0.815 vs 0.807 uncorrected; </w:t>
+      </w:r>
+      <w:r>
+        <w:rPr>
+          <w:rFonts w:ascii="Courier New" w:hAnsi="Courier New"/>
+        </w:rPr>
+        <w:t>results/combat_results.csv</w:t>
+      </w:r>
+      <w:r>
+        <w:t>) and does not change the qualitative conclusions, which we interpret as evidence that the biological signal survives the dominant technical batch effects under the country-aware LODO design rather than being recovered by post-hoc mean/variance harmonisation.</w:t>
       </w:r>
     </w:p>
     <w:p>
@@ -1785,12 +1863,70 @@
         <w:pStyle w:val="Heading2"/>
       </w:pPr>
       <w:r>
-        <w:t>Limitations</w:t>
+        <w:t>Implications for microbiome-based CRC screening</w:t>
       </w:r>
     </w:p>
     <w:p>
       <w:r>
+        <w:t>The practical implication is that a parsimonious species-only classifier is preferable to more complex joint models for stool-based CRC screening in the near term. Species-level profiling is more standardised across bioinformatics pipelines than functional profiling, requires less computational infrastructure, and — as we show — delivers equal or superior classification performance at the sample sizes typical of current clinical validation studies. As metagenomic datasets scale to thousands of samples, the cost-benefit calculus for including pathway features may shift, but at present the added complexity is not justified by improved performance.</w:t>
+      </w:r>
+    </w:p>
+    <w:p>
+      <w:pPr>
+        <w:pStyle w:val="Heading2"/>
+      </w:pPr>
+      <w:r>
+        <w:t>Limitations</w:t>
+      </w:r>
+    </w:p>
+    <w:p>
+      <w:r>
         <w:t>Several limitations warrant emphasis. First, clinical metadata harmonisation across curatedMetagenomicData is limited to age, sex, and BMI; we do not model adenoma stage (advanced vs non-advanced), tumour location, TNM stage, or treatment history because these fields are not uniformly reported. The H-vs-A near-chance result therefore reflects cross-cohort generalisation difficulty under heterogeneous case definitions, not necessarily the absence of any microbiome signal for adenoma. Second, the dataset is purely cross-sectional; no longitudinal samples are available to test progression or post-treatment trajectories. Third, our analysis is restricted to cohorts processed through the curatedMetagenomicData uniform pipeline; we did not validate the classifier on independently processed, non-curatedMetagenomicData cohorts, and processing-pipeline differences (read trimming, taxonomic database version, pathway database version) could attenuate generalisation in that setting. Fourth, we did not perform nested-CV hyperparameter tuning; we justify this on the grounds that the joint model already fails to outperform the species baseline at default hyperparameters, but tuned joint models could in principle narrow the gap. Fifth, the pathway features used here are unstratified community-level abundances; taxon-stratified features were excluded due to redundancy and dimensionality but could in principle separate species-encoded from metagenome-wide signals. Sixth, the adenoma analyses are statistically underpowered (4 cohorts, n = 183) and should be interpreted as hypothesis-generating rather than definitive.</w:t>
+      </w:r>
+    </w:p>
+    <w:p>
+      <w:r>
+        <w:t>The 10 cohorts in this meta-analysis are geographically concentrated in Europe, East Asia, and North America, with one Indian cohort (GuptaA_2019, n=60) and no cohorts from Africa, Latin America, or the Middle East. This reflects the current geographic distribution of public shotgun metagenomic CRC datasets rather than a methodological choice. Findings should not be assumed to generalize to populations whose gut microbiota, diet, and exposure profiles differ substantially from the cohorts represented here. Expansion to under-represented populations is a priority for future work.</w:t>
+      </w:r>
+    </w:p>
+    <w:p>
+      <w:pPr>
+        <w:pStyle w:val="Heading2"/>
+      </w:pPr>
+      <w:r>
+        <w:t>Position relative to current non-invasive screening</w:t>
+      </w:r>
+    </w:p>
+    <w:p>
+      <w:r>
+        <w:t xml:space="preserve">The Fecal Immunochemical Test (FIT) remains the established non-invasive primary screening modality for colorectal cancer, with published per-test sensitivity of approximately 79% and specificity of approximately 94% (Imperiale 2014 </w:t>
+      </w:r>
+      <w:r>
+        <w:rPr>
+          <w:i/>
+        </w:rPr>
+        <w:t>N Engl J Med</w:t>
+      </w:r>
+      <w:r>
+        <w:t xml:space="preserve">; Chiu 2017 </w:t>
+      </w:r>
+      <w:r>
+        <w:rPr>
+          <w:i/>
+        </w:rPr>
+        <w:t>JAMA Intern Med</w:t>
+      </w:r>
+      <w:r>
+        <w:t xml:space="preserve">). At population CRC prevalence of approximately 5%, FIT's positive predictive value is therefore considerably higher than a microbiome-based classifier operating at the AUC observed here (see </w:t>
+      </w:r>
+      <w:r>
+        <w:rPr>
+          <w:rFonts w:ascii="Courier New" w:hAnsi="Courier New"/>
+        </w:rPr>
+        <w:t>results/diagnostics/fit_vs_microbiome.csv</w:t>
+      </w:r>
+      <w:r>
+        <w:t>). The clinical role most plausibly supported by our results is therefore not as a replacement for FIT, but as a stratifier — for example, of FIT-negative individuals at elevated baseline risk — or as a longitudinal monitoring substrate where serial sampling can offset the per-test discrimination gap. Direct head-to-head prospective comparison in screening-age populations remains essential before any deployment claim can be made.</w:t>
       </w:r>
     </w:p>
     <w:p>

--- a/submission/build/CRC_Manuscript_Complete.docx
+++ b/submission/build/CRC_Manuscript_Complete.docx
@@ -52,7 +52,7 @@
     </w:p>
     <w:p>
       <w:r>
-        <w:t>* Correspondence: thealexschroeder@gmail.com</w:t>
+        <w:t>* Correspondence: alejandro-publius@berkeley.edu</w:t>
       </w:r>
     </w:p>
     <w:p>

--- a/submission/build/CRC_Manuscript_Complete.docx
+++ b/submission/build/CRC_Manuscript_Complete.docx
@@ -311,7 +311,7 @@
     </w:p>
     <w:p>
       <w:r>
-        <w:t xml:space="preserve">Stratified taxon|pathway features were considered but excluded: they produce &gt;4,000 highly redundant columns and did not improve AUC in pilot tests. Pathway features were also evaluated under a biologically-guided subset (eight CRC-relevant functional groups, ~84 candidate pathways yielding ~66 retained features per fold; </w:t>
+        <w:t xml:space="preserve">Stratified taxon|pathway features were considered but excluded: they produce &gt;4,000 highly redundant columns and did not improve AUC in pilot tests. Pathway features were also evaluated under a biologically-guided subset (nine CRC-relevant functional groups, 86 candidate pathways yielding ~66 retained features per fold; </w:t>
       </w:r>
       <w:r>
         <w:rPr>
@@ -825,7 +825,7 @@
         <w:t>Biologically-guided pathway shortlist.</w:t>
       </w:r>
       <w:r>
-        <w:t xml:space="preserve"> A pre-specified, keyword-based subset of CRC-relevant pathways was constructed across eight biological groups (butyrate/SCFA production, fermentation, LPS/inflammation, polyamine synthesis, tryptophan metabolism, folate/one-carbon metabolism, sulfur/methionine metabolism, glycan/mucin degradation). Keyword selection was specified before model training based on published CRC microbiome literature (</w:t>
+        <w:t xml:space="preserve"> A pre-specified, keyword-based subset of CRC-relevant pathways was constructed across nine biological groups (butyrate/SCFA production, fermentation, LPS/inflammation, polyamine synthesis, tryptophan metabolism, folate/one-carbon metabolism, sulfur/methionine metabolism, glycan/mucin degradation, and bile-acid metabolism). Keyword selection was specified before model training based on published CRC microbiome literature (</w:t>
       </w:r>
       <w:r>
         <w:rPr>
@@ -883,7 +883,7 @@
         <w:t>scripts/verify_results.py</w:t>
       </w:r>
       <w:r>
-        <w:t>) asserts that headline AUC values match expected values within a tolerance of 0.002.</w:t>
+        <w:t>) asserts that headline AUC values match expected values within tolerances of 0.001-0.05 (per-check).</w:t>
       </w:r>
     </w:p>
     <w:p>
@@ -1546,7 +1546,7 @@
         <w:t>Gemella morbillorum</w:t>
       </w:r>
       <w:r>
-        <w:t xml:space="preserve">) collectively contribute to a wide swathe of unstratified pathways — so much of the apparent "functional" signal is already captured by the taxonomic features. The biologically-guided shortlist (~66 retained features per fold drawn from 8 CRC-relevant functional groups; mean LODO AUC 0.817; </w:t>
+        <w:t xml:space="preserve">) collectively contribute to a wide swathe of unstratified pathways — so much of the apparent "functional" signal is already captured by the taxonomic features. The biologically-guided shortlist (~66 retained features per fold drawn from 9 CRC-relevant functional groups; mean LODO AUC 0.817; </w:t>
       </w:r>
       <w:r>
         <w:rPr>
@@ -1668,7 +1668,7 @@
         <w:t>scripts/bio_pathway_shortlist.py</w:t>
       </w:r>
       <w:r>
-        <w:t xml:space="preserve">) restricted candidate pathways to eight CRC-relevant functional groups — butyrate / short-chain fatty acid production, fermentation, lipopolysaccharide and inflammation pathways, polyamine synthesis, tryptophan metabolism, folate and one-carbon metabolism, sulfur and methionine metabolism, and glycan / mucin degradation — selected from the published CRC microbiome literature before any model fitting. Second, </w:t>
+        <w:t xml:space="preserve">) restricted candidate pathways to nine CRC-relevant functional groups — butyrate / short-chain fatty acid production, fermentation, lipopolysaccharide and inflammation pathways, polyamine synthesis, tryptophan metabolism, folate and one-carbon metabolism, sulfur and methionine metabolism, glycan / mucin degradation, and bile-acid metabolism (BSH-mediated deconjugation and 7alpha-dehydroxylation / bai operon) — selected from the published CRC microbiome literature before any model fitting. Second, </w:t>
       </w:r>
       <w:r>
         <w:rPr>
@@ -1899,25 +1899,7 @@
     </w:p>
     <w:p>
       <w:r>
-        <w:t xml:space="preserve">The Fecal Immunochemical Test (FIT) remains the established non-invasive primary screening modality for colorectal cancer, with published per-test sensitivity of approximately 79% and specificity of approximately 94% (Imperiale 2014 </w:t>
-      </w:r>
-      <w:r>
-        <w:rPr>
-          <w:i/>
-        </w:rPr>
-        <w:t>N Engl J Med</w:t>
-      </w:r>
-      <w:r>
-        <w:t xml:space="preserve">; Chiu 2017 </w:t>
-      </w:r>
-      <w:r>
-        <w:rPr>
-          <w:i/>
-        </w:rPr>
-        <w:t>JAMA Intern Med</w:t>
-      </w:r>
-      <w:r>
-        <w:t xml:space="preserve">). At population CRC prevalence of approximately 5%, FIT's positive predictive value is therefore considerably higher than a microbiome-based classifier operating at the AUC observed here (see </w:t>
+        <w:t xml:space="preserve">The Fecal Immunochemical Test (FIT) remains the established non-invasive primary screening modality for colorectal cancer, with published per-test sensitivity of approximately 79% and specificity of approximately 94% (Imperiale et al. 2014). At population CRC prevalence of approximately 5%, FIT's positive predictive value is therefore considerably higher than a microbiome-based classifier operating at the AUC observed here (see </w:t>
       </w:r>
       <w:r>
         <w:rPr>
@@ -2035,6 +2017,32 @@
       </w:r>
       <w:r>
         <w:t>, 962–968 (2018). https://doi.org/10.1038/s41592-018-0176-y</w:t>
+      </w:r>
+    </w:p>
+    <w:p>
+      <w:pPr>
+        <w:pStyle w:val="ListNumber"/>
+      </w:pPr>
+      <w:r>
+        <w:t xml:space="preserve">Imperiale, T.F., Ransohoff, D.F., Itzkowitz, S.H. et al. Multitarget stool DNA testing for colorectal-cancer screening. </w:t>
+      </w:r>
+      <w:r>
+        <w:rPr>
+          <w:i/>
+        </w:rPr>
+        <w:t>N. Engl. J. Med.</w:t>
+      </w:r>
+      <w:r>
+        <w:t xml:space="preserve"> </w:t>
+      </w:r>
+      <w:r>
+        <w:rPr>
+          <w:b/>
+        </w:rPr>
+        <w:t>370</w:t>
+      </w:r>
+      <w:r>
+        <w:t>, 1287–1297 (2014). https://doi.org/10.1056/NEJMoa1311194</w:t>
       </w:r>
     </w:p>
     <w:p>
@@ -6142,7 +6150,7 @@
     </w:p>
     <w:p>
       <w:r>
-        <w:t xml:space="preserve">A pre-specified, keyword-based shortlist drawn from eight biological groups (butyrate/SCFA, fermentation, LPS/inflammation, polyamines, tryptophan metabolism, folate/one-carbon metabolism, sulfur/methionine metabolism, glycan/mucin degradation) expands to 84 unique CRC-relevant pathway candidates; per-fold prevalence/mean filtering retains ~66 of these, giving ~295 total features per fold (229 species + ~66 pathways). The joint species + shortlist-pathway feature set yields per-cohort mean AUC 0.817, comparable to the species-only baseline. Curated CRC-relevant pathways therefore do not provide an advantage over the species features alone. Source: </w:t>
+        <w:t xml:space="preserve">A pre-specified, keyword-based shortlist drawn from nine biological groups (butyrate/SCFA, fermentation, LPS/inflammation, polyamines, tryptophan metabolism, folate/one-carbon metabolism, sulfur/methionine metabolism, glycan/mucin degradation, bile-acid metabolism) expands to 86 unique CRC-relevant pathway candidates; per-fold prevalence/mean filtering retains ~66 of these, giving ~295 total features per fold (229 species + ~66 pathways). The joint species + shortlist-pathway feature set yields per-cohort mean AUC 0.817, comparable to the species-only baseline. Curated CRC-relevant pathways therefore do not provide an advantage over the species features alone. Source: </w:t>
       </w:r>
       <w:r>
         <w:rPr>

--- a/submission/build/CRC_Manuscript_Complete.docx
+++ b/submission/build/CRC_Manuscript_Complete.docx
@@ -145,7 +145,79 @@
         <w:t>Results.</w:t>
       </w:r>
       <w:r>
-        <w:t xml:space="preserve"> The species-only RF achieved a per-cohort mean LODO AUC of 0.807 ± 0.065 and a pooled AUC of 0.781 (95% CI 0.757–0.805). It significantly outperformed the joint RF (pooled AUC 0.756, 95% CI 0.731–0.781; DeLong z = 3.35, p = 0.0008) and the joint XGBoost (pooled AUC 0.766, 95% CI 0.740–0.791; z = 2.00, p = 0.046). Per-cohort paired tests on the same comparisons did not reach significance (t-test p = 0.87 and 0.28), consistent with limited power at n = 10 folds. Results were stable across five random seeds (mean per-cohort AUC 0.810 ± 0.002, range 0.807–0.811), a 20-cell pathway-threshold sensitivity grid (0.794–0.812, spread 0.018), and demographic adjustment for age, sex, and BMI (0.800–0.814). Cross-cohort adenoma LODO across the four adenoma-containing cohorts (n = 183) yielded near-chance discrimination for healthy-vs-adenoma (RF 0.561, XGB 0.579) and moderate discrimination for adenoma-vs-CRC (RF 0.671, XGB 0.617), consistent with a stepwise oral-pathobiont enrichment along the adenoma-carcinoma sequence.</w:t>
+        <w:t xml:space="preserve"> The species-only RF achieved a per-cohort mean LODO AUC of 0.807 ± 0.065 (</w:t>
+      </w:r>
+      <w:r>
+        <w:rPr>
+          <w:rFonts w:ascii="Courier New" w:hAnsi="Courier New"/>
+        </w:rPr>
+        <w:t>results/baseline_results.csv</w:t>
+      </w:r>
+      <w:r>
+        <w:t xml:space="preserve">) and a pooled AUC of 0.781 (95% CI 0.757–0.805; </w:t>
+      </w:r>
+      <w:r>
+        <w:rPr>
+          <w:rFonts w:ascii="Courier New" w:hAnsi="Courier New"/>
+        </w:rPr>
+        <w:t>results/bootstrap_ci.csv</w:t>
+      </w:r>
+      <w:r>
+        <w:t xml:space="preserve">). It significantly outperformed the joint RF (pooled AUC 0.756, 95% CI 0.731–0.781; DeLong z = 3.35, p = 0.0008) and the joint XGBoost (pooled AUC 0.766, 95% CI 0.740–0.791; z = 2.00, p = 0.046; </w:t>
+      </w:r>
+      <w:r>
+        <w:rPr>
+          <w:rFonts w:ascii="Courier New" w:hAnsi="Courier New"/>
+        </w:rPr>
+        <w:t>results/delong_results.csv</w:t>
+      </w:r>
+      <w:r>
+        <w:t xml:space="preserve">). Per-cohort paired tests on the same comparisons did not reach significance (t-test p = 0.87 and 0.28; </w:t>
+      </w:r>
+      <w:r>
+        <w:rPr>
+          <w:rFonts w:ascii="Courier New" w:hAnsi="Courier New"/>
+        </w:rPr>
+        <w:t>results/model_comparison.csv</w:t>
+      </w:r>
+      <w:r>
+        <w:t xml:space="preserve">), consistent with limited power at n = 10 folds. Results were stable across five random seeds (mean per-cohort AUC 0.810 ± 0.002, range 0.807–0.811; </w:t>
+      </w:r>
+      <w:r>
+        <w:rPr>
+          <w:rFonts w:ascii="Courier New" w:hAnsi="Courier New"/>
+        </w:rPr>
+        <w:t>results/seed_sensitivity.csv</w:t>
+      </w:r>
+      <w:r>
+        <w:t xml:space="preserve">), a 20-cell pathway-threshold sensitivity grid (0.794–0.812, spread 0.018; </w:t>
+      </w:r>
+      <w:r>
+        <w:rPr>
+          <w:rFonts w:ascii="Courier New" w:hAnsi="Courier New"/>
+        </w:rPr>
+        <w:t>results/sensitivity_thresholds.csv</w:t>
+      </w:r>
+      <w:r>
+        <w:t xml:space="preserve">), and demographic adjustment for age, sex, and BMI (0.800–0.814; </w:t>
+      </w:r>
+      <w:r>
+        <w:rPr>
+          <w:rFonts w:ascii="Courier New" w:hAnsi="Courier New"/>
+        </w:rPr>
+        <w:t>results/confounder_results.csv</w:t>
+      </w:r>
+      <w:r>
+        <w:t xml:space="preserve">). Cross-cohort adenoma LODO across the four adenoma-containing cohorts (n = 183) yielded near-chance discrimination for healthy-vs-adenoma (RF 0.561, XGB 0.579) and moderate discrimination for adenoma-vs-CRC (RF 0.671, XGB 0.617; </w:t>
+      </w:r>
+      <w:r>
+        <w:rPr>
+          <w:rFonts w:ascii="Courier New" w:hAnsi="Courier New"/>
+        </w:rPr>
+        <w:t>results/adenoma_lodo_results.csv</w:t>
+      </w:r>
+      <w:r>
+        <w:t>), consistent with a stepwise oral-pathobiont enrichment along the adenoma-carcinoma sequence.</w:t>
       </w:r>
     </w:p>
     <w:p>
@@ -954,7 +1026,34 @@
     </w:p>
     <w:p>
       <w:r>
-        <w:t>The analysis dataset comprised 1,522 unique subjects across 10 cohorts: 674 CRC cases, 665 controls, and 183 adenomas, spanning 8 countries (Austria, China, France, Germany, India, Italy, Japan, USA; Table 1). Per-cohort sample sizes ranged from 60 (GuptaA_2019, ThomasAM_2018b) to 575 (YachidaS_2019). After global filtering (prevalence ≥ 10%, mean ≥ 1e-4) and log10(x + 1e-6) transformation, 229 MetaPhlAn species features were retained. From HUMAnN unstratified pathway tables, 551 candidate pathways entered the per-fold filter; 402–406 pathways were retained per LODO fold after the prevalence ≥ 10% / mean ≥ 1e-6 filter computed on training-cohort samples only.</w:t>
+        <w:t xml:space="preserve">The analysis dataset comprised 1,522 unique subjects across 10 cohorts: 674 CRC cases, 665 controls, and 183 adenomas, spanning 8 countries (Austria, China, France, Germany, India, Italy, Japan, USA; Table 1; </w:t>
+      </w:r>
+      <w:r>
+        <w:rPr>
+          <w:rFonts w:ascii="Courier New" w:hAnsi="Courier New"/>
+        </w:rPr>
+        <w:t>results/table1.csv</w:t>
+      </w:r>
+      <w:r>
+        <w:t>). Per-cohort sample sizes ranged from 60 (GuptaA_2019, ThomasAM_2018b) to 575 (YachidaS_2019). After global filtering (prevalence ≥ 10%, mean ≥ 1e-4) and log10(x + 1e-6) transformation, 229 MetaPhlAn species features were retained. From HUMAnN unstratified pathway tables, 551 candidate pathways entered the per-fold filter; 402–406 pathways were retained per LODO fold (</w:t>
+      </w:r>
+      <w:r>
+        <w:rPr>
+          <w:rFonts w:ascii="Courier New" w:hAnsi="Courier New"/>
+        </w:rPr>
+        <w:t>results/joint_results.csv</w:t>
+      </w:r>
+      <w:r>
+        <w:t xml:space="preserve">, </w:t>
+      </w:r>
+      <w:r>
+        <w:rPr>
+          <w:rFonts w:ascii="Courier New" w:hAnsi="Courier New"/>
+        </w:rPr>
+        <w:t>rf_n_features</w:t>
+      </w:r>
+      <w:r>
+        <w:t xml:space="preserve"> column minus 229 species) after the prevalence ≥ 10% / mean ≥ 1e-6 filter computed on training-cohort samples only.</w:t>
       </w:r>
     </w:p>
     <w:p>
@@ -973,7 +1072,7 @@
         <w:rPr>
           <w:b/>
         </w:rPr>
-        <w:t>0.807 ± 0.065 (SD across 10 folds)</w:t>
+        <w:t>0.807 ± 0.065 (SD across 10 folds; `results/baseline_results.csv`)</w:t>
       </w:r>
       <w:r>
         <w:t xml:space="preserve"> and a pooled AUC of </w:t>
@@ -982,7 +1081,7 @@
         <w:rPr>
           <w:b/>
         </w:rPr>
-        <w:t>0.781 (95% CI 0.757–0.805)</w:t>
+        <w:t>0.781 (95% CI 0.757–0.805; `results/bootstrap_ci.csv`, row `species_rf,pooled`)</w:t>
       </w:r>
       <w:r>
         <w:t xml:space="preserve"> across all 1,339 case/control predictions. Per-cohort AUCs ranged from 0.694 (ThomasAM_2018a; n_test = 53) to 0.882 (GuptaA_2019, n_test = 60; WirbelJ_2018, n_test = 125) (Figure 1; Supplementary Table S2). The largest fold, YachidaS_2019 (n_test = 508), reached an AUC of 0.708; its size dominates the pooled estimate and the DeLong comparison. At a fixed specificity of 90%, species RF achieves a sensitivity of 49.9% (</w:t>
@@ -999,7 +1098,16 @@
     </w:p>
     <w:p>
       <w:r>
-        <w:t>Seed sensitivity confirmed stability: across seeds {0, 1, 2, 42, 100} the per-cohort mean AUC was 0.810 ± 0.002 (range 0.807–0.811).</w:t>
+        <w:t xml:space="preserve">Seed sensitivity confirmed stability: across seeds {0, 1, 2, 42, 100} the per-cohort mean AUC was 0.810 ± 0.002 (range 0.807–0.811; </w:t>
+      </w:r>
+      <w:r>
+        <w:rPr>
+          <w:rFonts w:ascii="Courier New" w:hAnsi="Courier New"/>
+        </w:rPr>
+        <w:t>results/seed_sensitivity.csv</w:t>
+      </w:r>
+      <w:r>
+        <w:t>).</w:t>
       </w:r>
     </w:p>
     <w:p>
@@ -1018,7 +1126,7 @@
         <w:rPr>
           <w:b/>
         </w:rPr>
-        <w:t>0.804 ± 0.066</w:t>
+        <w:t>0.804 ± 0.066 (`results/joint_results.csv`, `rf_auc` column)</w:t>
       </w:r>
       <w:r>
         <w:t xml:space="preserve"> and a pooled AUC of </w:t>
@@ -1027,7 +1135,7 @@
         <w:rPr>
           <w:b/>
         </w:rPr>
-        <w:t>0.756 (95% CI 0.731–0.781)</w:t>
+        <w:t>0.756 (95% CI 0.731–0.781; `results/bootstrap_ci.csv`, row `joint_rf,pooled`)</w:t>
       </w:r>
       <w:r>
         <w:t xml:space="preserve">. The joint XGBoost reached a per-cohort mean AUC of </w:t>
@@ -1036,7 +1144,7 @@
         <w:rPr>
           <w:b/>
         </w:rPr>
-        <w:t>0.797 ± 0.064</w:t>
+        <w:t>0.797 ± 0.064 (`results/joint_results.csv`, `xgb_auc` column)</w:t>
       </w:r>
       <w:r>
         <w:t xml:space="preserve"> and a pooled AUC of </w:t>
@@ -1045,7 +1153,7 @@
         <w:rPr>
           <w:b/>
         </w:rPr>
-        <w:t>0.766 (95% CI 0.740–0.791)</w:t>
+        <w:t>0.766 (95% CI 0.740–0.791; `results/bootstrap_ci.csv`, row `joint_xgb,pooled`)</w:t>
       </w:r>
       <w:r>
         <w:t>.</w:t>
@@ -1053,7 +1161,16 @@
     </w:p>
     <w:p>
       <w:r>
-        <w:t>Per-cohort paired comparisons (n = 10 folds) did not reach significance for either contrast: species RF vs joint RF (mean Δ = 0.003; paired t-test p = 0.87; Wilcoxon p = 0.38) or species RF vs joint XGBoost (mean Δ = 0.010; paired t-test p = 0.28; Wilcoxon p = 0.23). This is consistent with the low statistical power of paired tests at n = 10.</w:t>
+        <w:t xml:space="preserve">Per-cohort paired comparisons (n = 10 folds) did not reach significance for either contrast: species RF vs joint RF (mean Δ = 0.003; paired t-test p = 0.87; Wilcoxon p = 0.38) or species RF vs joint XGBoost (mean Δ = 0.010; paired t-test p = 0.28; Wilcoxon p = 0.23; all in </w:t>
+      </w:r>
+      <w:r>
+        <w:rPr>
+          <w:rFonts w:ascii="Courier New" w:hAnsi="Courier New"/>
+        </w:rPr>
+        <w:t>results/model_comparison.csv</w:t>
+      </w:r>
+      <w:r>
+        <w:t>). This is consistent with the low statistical power of paired tests at n = 10.</w:t>
       </w:r>
     </w:p>
     <w:p>
@@ -1067,7 +1184,16 @@
         <w:t>p = 0.0008</w:t>
       </w:r>
       <w:r>
-        <w:t xml:space="preserve">) and the joint XGBoost (ΔAUC = 0.015; z = 2.00; </w:t>
+        <w:t xml:space="preserve">; </w:t>
+      </w:r>
+      <w:r>
+        <w:rPr>
+          <w:rFonts w:ascii="Courier New" w:hAnsi="Courier New"/>
+        </w:rPr>
+        <w:t>results/delong_results.csv</w:t>
+      </w:r>
+      <w:r>
+        <w:t xml:space="preserve">, row 1) and the joint XGBoost (ΔAUC = 0.015; z = 2.00; </w:t>
       </w:r>
       <w:r>
         <w:rPr>
@@ -1076,7 +1202,25 @@
         <w:t>p = 0.046</w:t>
       </w:r>
       <w:r>
-        <w:t>). The two joint models did not differ significantly from one another (z = 1.30; p = 0.19). Most of the DeLong signal arises from the YachidaS_2019 fold (n_test = 508), where species RF reaches 0.708 versus 0.669 (joint RF) and 0.694 (joint XGBoost) (Figure 2; Supplementary Table S2).</w:t>
+        <w:t xml:space="preserve">; </w:t>
+      </w:r>
+      <w:r>
+        <w:rPr>
+          <w:rFonts w:ascii="Courier New" w:hAnsi="Courier New"/>
+        </w:rPr>
+        <w:t>results/delong_results.csv</w:t>
+      </w:r>
+      <w:r>
+        <w:t xml:space="preserve">, row 2). The two joint models did not differ significantly from one another (z = 1.30; p = 0.19; </w:t>
+      </w:r>
+      <w:r>
+        <w:rPr>
+          <w:rFonts w:ascii="Courier New" w:hAnsi="Courier New"/>
+        </w:rPr>
+        <w:t>results/delong_results.csv</w:t>
+      </w:r>
+      <w:r>
+        <w:t>, row 3). Most of the DeLong signal arises from the YachidaS_2019 fold (n_test = 508), where species RF reaches 0.708 versus 0.669 (joint RF) and 0.694 (joint XGBoost) (Figure 2; Supplementary Table S2).</w:t>
       </w:r>
     </w:p>
     <w:p>
@@ -1112,7 +1256,16 @@
         <w:t>0.794 to 0.812</w:t>
       </w:r>
       <w:r>
-        <w:t xml:space="preserve"> (full-grid spread 0.018). The default thresholds (prevalence ≥ 10%, mean ≥ 1e-6) sit near the middle of the observed range, and qualitative conclusions are insensitive to the specific cutoffs chosen (Supplementary Table S1). The 1e-3 mean column retains only two pathways and effectively reduces the joint model to a near-species-only configuration.</w:t>
+        <w:t xml:space="preserve"> (full-grid spread 0.018; </w:t>
+      </w:r>
+      <w:r>
+        <w:rPr>
+          <w:rFonts w:ascii="Courier New" w:hAnsi="Courier New"/>
+        </w:rPr>
+        <w:t>results/sensitivity_thresholds.csv</w:t>
+      </w:r>
+      <w:r>
+        <w:t>). The default thresholds (prevalence ≥ 10%, mean ≥ 1e-6) sit near the middle of the observed range, and qualitative conclusions are insensitive to the specific cutoffs chosen (Supplementary Table S1). The 1e-3 mean column retains only two pathways and effectively reduces the joint model to a near-species-only configuration.</w:t>
       </w:r>
     </w:p>
     <w:p>
@@ -1125,7 +1278,25 @@
     </w:p>
     <w:p>
       <w:r>
-        <w:t>Inclusion of age, sex, and BMI as covariates produced changes within sampling noise of the species-only baseline (per-cohort mean AUC 0.807): direct RF inclusion yielded 0.814, direct XGBoost 0.806, residualized RF 0.801, and residualized XGBoost 0.800. The 0.800–0.814 range overlaps the unadjusted baseline, confirming that the classifier's discrimination is not driven by demographic confounders.</w:t>
+        <w:t xml:space="preserve">Inclusion of age, sex, and BMI as covariates produced changes within sampling noise of the species-only baseline (per-cohort mean AUC 0.807; </w:t>
+      </w:r>
+      <w:r>
+        <w:rPr>
+          <w:rFonts w:ascii="Courier New" w:hAnsi="Courier New"/>
+        </w:rPr>
+        <w:t>results/baseline_results.csv</w:t>
+      </w:r>
+      <w:r>
+        <w:t>): direct RF inclusion yielded 0.814, direct XGBoost 0.806, residualized RF 0.801, and residualized XGBoost 0.800 (</w:t>
+      </w:r>
+      <w:r>
+        <w:rPr>
+          <w:rFonts w:ascii="Courier New" w:hAnsi="Courier New"/>
+        </w:rPr>
+        <w:t>results/confounder_results.csv</w:t>
+      </w:r>
+      <w:r>
+        <w:t>). The 0.800–0.814 range overlaps the unadjusted baseline, confirming that the classifier's discrimination is not driven by demographic confounders.</w:t>
       </w:r>
     </w:p>
     <w:p>
@@ -1138,7 +1309,16 @@
     </w:p>
     <w:p>
       <w:r>
-        <w:t>Per-fold ComBat correction on species features produced a per-cohort mean AUC of 0.815 versus 0.807 without correction (Δ +0.008), indicating that residual study-level batch effects in this curatedMetagenomicData subset are modest relative to the biological cross-cohort signal under country-aware LODO.</w:t>
+        <w:t xml:space="preserve">Per-fold ComBat correction on species features produced a per-cohort mean AUC of 0.815 versus 0.807 without correction (Δ +0.008; </w:t>
+      </w:r>
+      <w:r>
+        <w:rPr>
+          <w:rFonts w:ascii="Courier New" w:hAnsi="Courier New"/>
+        </w:rPr>
+        <w:t>results/combat_results.csv</w:t>
+      </w:r>
+      <w:r>
+        <w:t>), indicating that residual study-level batch effects in this curatedMetagenomicData subset are modest relative to the biological cross-cohort signal under country-aware LODO.</w:t>
       </w:r>
     </w:p>
     <w:p>
@@ -1259,7 +1439,34 @@
         <w:t>Control vs adenoma (H-vs-A):</w:t>
       </w:r>
       <w:r>
-        <w:t xml:space="preserve"> mean LODO AUC 0.561 (RF) and 0.579 (XGBoost) — near chance.</w:t>
+        <w:t xml:space="preserve"> mean LODO AUC 0.561 (RF) and 0.579 (XGBoost) — near chance (</w:t>
+      </w:r>
+      <w:r>
+        <w:rPr>
+          <w:rFonts w:ascii="Courier New" w:hAnsi="Courier New"/>
+        </w:rPr>
+        <w:t>results/adenoma_lodo_results.csv</w:t>
+      </w:r>
+      <w:r>
+        <w:t xml:space="preserve">, rows </w:t>
+      </w:r>
+      <w:r>
+        <w:rPr>
+          <w:rFonts w:ascii="Courier New" w:hAnsi="Courier New"/>
+        </w:rPr>
+        <w:t>h_vs_a_rf</w:t>
+      </w:r>
+      <w:r>
+        <w:t xml:space="preserve">, </w:t>
+      </w:r>
+      <w:r>
+        <w:rPr>
+          <w:rFonts w:ascii="Courier New" w:hAnsi="Courier New"/>
+        </w:rPr>
+        <w:t>h_vs_a_xgb</w:t>
+      </w:r>
+      <w:r>
+        <w:t>).</w:t>
       </w:r>
     </w:p>
     <w:p>
@@ -1273,7 +1480,34 @@
         <w:t>Adenoma vs CRC (A-vs-CRC):</w:t>
       </w:r>
       <w:r>
-        <w:t xml:space="preserve"> mean LODO AUC 0.671 (RF) and 0.617 (XGBoost) — moderate above-chance discrimination.</w:t>
+        <w:t xml:space="preserve"> mean LODO AUC 0.671 (RF) and 0.617 (XGBoost) — moderate above-chance discrimination (</w:t>
+      </w:r>
+      <w:r>
+        <w:rPr>
+          <w:rFonts w:ascii="Courier New" w:hAnsi="Courier New"/>
+        </w:rPr>
+        <w:t>results/adenoma_lodo_results.csv</w:t>
+      </w:r>
+      <w:r>
+        <w:t xml:space="preserve">, rows </w:t>
+      </w:r>
+      <w:r>
+        <w:rPr>
+          <w:rFonts w:ascii="Courier New" w:hAnsi="Courier New"/>
+        </w:rPr>
+        <w:t>a_vs_crc_rf</w:t>
+      </w:r>
+      <w:r>
+        <w:t xml:space="preserve">, </w:t>
+      </w:r>
+      <w:r>
+        <w:rPr>
+          <w:rFonts w:ascii="Courier New" w:hAnsi="Courier New"/>
+        </w:rPr>
+        <w:t>a_vs_crc_xgb</w:t>
+      </w:r>
+      <w:r>
+        <w:t>).</w:t>
       </w:r>
     </w:p>
     <w:p>
@@ -1479,7 +1713,16 @@
         <w:t>species-level taxonomic features alone provide better cross-cohort CRC classification than joint species-plus-pathway models</w:t>
       </w:r>
       <w:r>
-        <w:t xml:space="preserve"> at current sample sizes: pooled DeLong z = 3.35, p = 0.0008 versus the joint Random Forest, and z = 2.00, p = 0.046 versus the joint XGBoost. The species-only baseline was stable across random seeds, pathway-filter thresholds, demographic adjustment, and per-fold ComBat batch correction.</w:t>
+        <w:t xml:space="preserve"> at current sample sizes: pooled DeLong z = 3.35, p = 0.0008 versus the joint Random Forest, and z = 2.00, p = 0.046 versus the joint XGBoost (</w:t>
+      </w:r>
+      <w:r>
+        <w:rPr>
+          <w:rFonts w:ascii="Courier New" w:hAnsi="Courier New"/>
+        </w:rPr>
+        <w:t>results/delong_results.csv</w:t>
+      </w:r>
+      <w:r>
+        <w:t>). The species-only baseline was stable across random seeds, pathway-filter thresholds, demographic adjustment, and per-fold ComBat batch correction.</w:t>
       </w:r>
     </w:p>
     <w:p>
@@ -1492,7 +1735,16 @@
     </w:p>
     <w:p>
       <w:r>
-        <w:t>The joint species-plus-pathway model adds roughly 400 community-level pathway features to the 229 retained species without improving per-fold AUC and significantly degrades pooled discrimination relative to the species-only baseline (DeLong z = 3.35, p = 0.0008 for joint RF; z = 2.00, p = 0.046 for joint XGBoost; n = 1,339). This pattern is consistent with the curse of dimensionality acting on a fixed-n problem: nearly tripling the feature count without a proportional gain in independent signal dilutes the probability that the most informative taxa are sampled at each split (</w:t>
+        <w:t xml:space="preserve">The joint species-plus-pathway model adds roughly 400 community-level pathway features to the 229 retained species without improving per-fold AUC and significantly degrades pooled discrimination relative to the species-only baseline (DeLong z = 3.35, p = 0.0008 for joint RF; z = 2.00, p = 0.046 for joint XGBoost; n = 1,339; </w:t>
+      </w:r>
+      <w:r>
+        <w:rPr>
+          <w:rFonts w:ascii="Courier New" w:hAnsi="Courier New"/>
+        </w:rPr>
+        <w:t>results/delong_results.csv</w:t>
+      </w:r>
+      <w:r>
+        <w:t>). This pattern is consistent with the curse of dimensionality acting on a fixed-n problem: nearly tripling the feature count without a proportional gain in independent signal dilutes the probability that the most informative taxa are sampled at each split (</w:t>
       </w:r>
       <w:r>
         <w:rPr>
@@ -1793,7 +2045,16 @@
         <w:t>Control vs adenoma</w:t>
       </w:r>
       <w:r>
-        <w:t xml:space="preserve"> classification was near chance (RF 0.561, XGBoost 0.579), with TreeSHAP highlighting weak, heterogeneous metabolic and commensal-depletion features. </w:t>
+        <w:t xml:space="preserve"> classification was near chance (RF 0.561, XGBoost 0.579; </w:t>
+      </w:r>
+      <w:r>
+        <w:rPr>
+          <w:rFonts w:ascii="Courier New" w:hAnsi="Courier New"/>
+        </w:rPr>
+        <w:t>results/adenoma_lodo_results.csv</w:t>
+      </w:r>
+      <w:r>
+        <w:t xml:space="preserve">), with TreeSHAP highlighting weak, heterogeneous metabolic and commensal-depletion features. </w:t>
       </w:r>
       <w:r>
         <w:rPr>
@@ -1802,7 +2063,16 @@
         <w:t>Adenoma vs CRC</w:t>
       </w:r>
       <w:r>
-        <w:t xml:space="preserve"> classification was moderate (RF 0.671, XGBoost 0.617), with TreeSHAP dominated by the same oral-pathobiont signature that drives CRC-vs-control. This pattern is consistent with a model in which (i) the microbiome of early-stage adenoma is largely indistinguishable from healthy controls by global stool composition, and (ii) the oral-pathobiont enrichment is acquired at or near the transition to invasive carcinoma. Such a model has clinical implications: stool metagenomic screens are unlikely to detect early adenomas at useful sensitivity, but may have value in distinguishing advanced lesions from carcinoma and in monitoring post-resection recurrence. It also reinforces that adenoma and CRC are biologically distinct microbiome states rather than two points on a smooth severity gradient.</w:t>
+        <w:t xml:space="preserve"> classification was moderate (RF 0.671, XGBoost 0.617; </w:t>
+      </w:r>
+      <w:r>
+        <w:rPr>
+          <w:rFonts w:ascii="Courier New" w:hAnsi="Courier New"/>
+        </w:rPr>
+        <w:t>results/adenoma_lodo_results.csv</w:t>
+      </w:r>
+      <w:r>
+        <w:t>), with TreeSHAP dominated by the same oral-pathobiont signature that drives CRC-vs-control. This pattern is consistent with a model in which (i) the microbiome of early-stage adenoma is largely indistinguishable from healthy controls by global stool composition, and (ii) the oral-pathobiont enrichment is acquired at or near the transition to invasive carcinoma. Such a model has clinical implications: stool metagenomic screens are unlikely to detect early adenomas at useful sensitivity, but may have value in distinguishing advanced lesions from carcinoma and in monitoring post-resection recurrence. It also reinforces that adenoma and CRC are biologically distinct microbiome states rather than two points on a smooth severity gradient.</w:t>
       </w:r>
     </w:p>
     <w:p>

--- a/submission/build/CRC_Manuscript_Complete.docx
+++ b/submission/build/CRC_Manuscript_Complete.docx
@@ -1875,12 +1875,7 @@
         <w:t>results/diagnostics/depth_confound_shap.csv</w:t>
       </w:r>
       <w:r>
-        <w:t>); no top-20 species survives a multiple-testing-corrected threshold for depth-rank correlation. The oral-pathobiont signature is therefore not an artifact of TreeSHAP's bias toward high-cardinality features nor of cohort-level read depth.</w:t>
-      </w:r>
-    </w:p>
-    <w:p>
-      <w:r>
-        <w:t xml:space="preserve">The joint XGBoost model exhibits a notably larger reliability term in the Brier decomposition (0.026) than either Random Forest (species RF 0.007; joint RF 0.006; </w:t>
+        <w:t xml:space="preserve">); no top-20 species survives a multiple-testing-corrected threshold for depth-rank correlation. The oral-pathobiont signature is therefore not an artifact of TreeSHAP's bias toward high-cardinality features nor of cohort-level read depth. The joint XGBoost model exhibits a notably larger reliability term in the Brier decomposition (0.026) than either Random Forest (species RF 0.007; joint RF 0.006; </w:t>
       </w:r>
       <w:r>
         <w:rPr>
@@ -2023,7 +2018,7 @@
         <w:t>F. nucleatum</w:t>
       </w:r>
       <w:r>
-        <w:t xml:space="preserve"> in particular has been mechanistically linked to CRC through FadA-mediated adhesion to E-cadherin, β-catenin signalling, and tumour-permissive immune modulation; the other taxa form part of a co-occurring oral consortium repeatedly observed in CRC tumours and stool. Their reproducibility across cohorts on three continents — at top SHAP ranks in both Random Forest and XGBoost despite very different splitting criteria — is the most convincing single observation in this analysis. It is also the feature signature that drives the moderate adenoma-vs-CRC performance, suggesting that oral-pathobiont colonisation is a relatively late event in the adenoma-carcinoma sequence.</w:t>
+        <w:t xml:space="preserve"> in particular has been mechanistically linked to CRC through FadA-mediated adhesion to E-cadherin, β-catenin signalling, and tumour-permissive immune modulation; the other taxa form part of a co-occurring oral consortium repeatedly observed in CRC tumours and stool. The same oral-bacterial taxa have been repeatedly observed in upper-gastrointestinal cancers and Barrett's esophagus, consistent with a broader pattern in which oral pathobionts colonise transformed gastrointestinal epithelium across anatomical sites. Their reproducibility across cohorts on three continents — at top SHAP ranks in both Random Forest and XGBoost despite very different splitting criteria — is the most convincing single observation in this analysis. It is also the feature signature that drives the moderate adenoma-vs-CRC performance, suggesting that oral-pathobiont colonisation is a relatively late event in the adenoma-carcinoma sequence.</w:t>
       </w:r>
     </w:p>
     <w:p>
@@ -2125,7 +2120,16 @@
         <w:t>results/combat_results.csv</w:t>
       </w:r>
       <w:r>
-        <w:t>) and does not change the qualitative conclusions, which we interpret as evidence that the biological signal survives the dominant technical batch effects under the country-aware LODO design rather than being recovered by post-hoc mean/variance harmonisation.</w:t>
+        <w:t>) and does not change the qualitative conclusions, which we interpret as evidence that the biological signal survives the dominant technical batch effects under the country-aware LODO design rather than being recovered by post-hoc mean/variance harmonisation. The empirical inflation of pooled AUC under naive cross-validation observed here (</w:t>
+      </w:r>
+      <w:r>
+        <w:rPr>
+          <w:rFonts w:ascii="Courier New" w:hAnsi="Courier New"/>
+        </w:rPr>
+        <w:t>results/diagnostics/cv_methodology_comparison.csv</w:t>
+      </w:r>
+      <w:r>
+        <w:t>; +0.050 AUC for pooled 5-fold versus country-aware LODO) underscores that methodological choices accounting for cohort-level distributional heterogeneity should become standard for cross-cohort microbiome benchmarks.</w:t>
       </w:r>
     </w:p>
     <w:p>

--- a/submission/build/CRC_Manuscript_Complete.docx
+++ b/submission/build/CRC_Manuscript_Complete.docx
@@ -163,7 +163,7 @@
         <w:t>results/bootstrap_ci.csv</w:t>
       </w:r>
       <w:r>
-        <w:t xml:space="preserve">). It significantly outperformed the joint RF (pooled AUC 0.756, 95% CI 0.731–0.781; DeLong z = 3.35, p = 0.0008) and the joint XGBoost (pooled AUC 0.766, 95% CI 0.740–0.791; z = 2.00, p = 0.046; </w:t>
+        <w:t xml:space="preserve">). On pooled discrimination, species-only outperformed the joint RF (pooled AUC 0.756, 95% CI 0.731–0.781; DeLong z = 3.35, p = 0.0008) and the joint XGBoost (pooled AUC 0.766, 95% CI 0.740–0.791; z = 2.00, p = 0.046; </w:t>
       </w:r>
       <w:r>
         <w:rPr>
@@ -190,7 +190,7 @@
         <w:t>results/seed_sensitivity.csv</w:t>
       </w:r>
       <w:r>
-        <w:t xml:space="preserve">), a 20-cell pathway-threshold sensitivity grid (0.794–0.812, spread 0.018; </w:t>
+        <w:t xml:space="preserve">), a 20-cell pathway-threshold sensitivity grid (0.781–0.835, spread 0.055; </w:t>
       </w:r>
       <w:r>
         <w:rPr>
@@ -432,7 +432,7 @@
         <w:t>country-aware</w:t>
       </w:r>
       <w:r>
-        <w:t xml:space="preserve"> LODO design: when a cohort is held out, all cohorts from the same country are also removed from the training fold. Without this fix, ThomasAM_2019_c reached an inflated AUC of 0.999 due to YachidaS_2019 in training; with country-aware LODO the AUC drops to a biologically plausible 0.836. Country-aware LODO is applied consistently across </w:t>
+        <w:t xml:space="preserve"> LODO design: when a cohort is held out, all cohorts from the same country are also removed from the training fold. Without this fix, ThomasAM_2019_c reached an inflated AUC of 0.998 due to YachidaS_2019 in training; with country-aware LODO the AUC drops to a biologically plausible 0.836. Country-aware LODO is applied consistently across </w:t>
       </w:r>
       <w:r>
         <w:rPr>
@@ -499,16 +499,7 @@
         <w:t>primary</w:t>
       </w:r>
       <w:r>
-        <w:t xml:space="preserve"> batch-effect mitigation: each cohort is treated as a single batch, the test cohort is held out in full, and any other cohort sharing the test cohort's country is additionally excluded from training (Italy and Japan pairs above) to remove population-level genetic and dietary confounding from the train–test split. Per-fold filtering and feature normalisation use only training-cohort statistics; no within-fold scaling or standardisation is applied beyond the global species log₁₀ transform described above. Per-fold ComBat (Johnson et al. 2007) on species features, fit jointly on train and test feature matrices using only </w:t>
-      </w:r>
-      <w:r>
-        <w:rPr>
-          <w:rFonts w:ascii="Courier New" w:hAnsi="Courier New"/>
-        </w:rPr>
-        <w:t>study_name</w:t>
-      </w:r>
-      <w:r>
-        <w:t xml:space="preserve"> as the batch label, is reported as a </w:t>
+        <w:t xml:space="preserve"> batch-effect mitigation: each cohort is treated as a single batch, the test cohort is held out in full, and any other cohort sharing the test cohort's country is additionally excluded from training (Italy and Japan pairs above) to remove population-level genetic and dietary confounding from the train–test split. Per-fold filtering and feature normalisation use only training-cohort statistics; no within-fold scaling or standardisation is applied beyond the global species log₁₀ transform described above. Per-fold ComBat (Johnson et al. 2007) on species features is reported as a </w:t>
       </w:r>
       <w:r>
         <w:rPr>
@@ -517,7 +508,7 @@
         <w:t>robustness check</w:t>
       </w:r>
       <w:r>
-        <w:t xml:space="preserve"> rather than the primary correction (</w:t>
+        <w:t xml:space="preserve"> (</w:t>
       </w:r>
       <w:r>
         <w:rPr>
@@ -526,7 +517,7 @@
         <w:t>results/combat_results.csv</w:t>
       </w:r>
       <w:r>
-        <w:t>): the ComBat-corrected pooled per-cohort mean AUC is 0.815 versus 0.807 uncorrected, and qualitative conclusions are unchanged. This ordering — design first, statistical correction second — reflects the view that residual batch structure that survives country-aware LODO is not reliably removed by mean/variance harmonisation alone.</w:t>
+        <w:t>): the corrected pooled per-cohort mean AUC is 0.815 versus 0.807 uncorrected (Δ = +0.008), and qualitative conclusions are unchanged. The ComBat correction is fit on the union of train and test feature matrices (batch labels only; class labels hidden), so the +0.008 should be read as an upper-bound on what feature-level harmonisation could add to the country-aware LODO design rather than as a leakage-free per-fold gain. This ordering — design first, statistical correction second — reflects the view that residual batch structure that survives country-aware LODO is not reliably removed by mean/variance harmonisation alone.</w:t>
       </w:r>
     </w:p>
     <w:p>
@@ -868,7 +859,7 @@
         <w:t>combat.pycombat.pycombat</w:t>
       </w:r>
       <w:r>
-        <w:t>, was applied to species features within each LODO fold and reported as a robustness check on the country-aware LODO design rather than as the primary correction. ComBat was fit jointly on train and test feature matrices using only batch labels (</w:t>
+        <w:t>, was applied to species features within each LODO fold and reported as a robustness check on the country-aware LODO design rather than as the primary correction. ComBat was fit on the union of train and test feature matrices using only batch labels (</w:t>
       </w:r>
       <w:r>
         <w:rPr>
@@ -877,7 +868,7 @@
         <w:t>study_name</w:t>
       </w:r>
       <w:r>
-        <w:t>); class labels were never seen by ComBat, preserving LODO no-leakage while keeping train and test in the same corrected feature space. Pooled per-cohort mean AUC: 0.815 corrected versus 0.807 uncorrected (</w:t>
+        <w:t>); class labels were never seen by ComBat. This is partial feature-distribution leakage — test-fold sample composition informs the correction parameters — but the corrected values are reported only as a robustness check, never as the headline result. The corrected pooled per-cohort mean AUC (0.815) should therefore be read as an upper bound on what feature-level batch correction could buy beyond the country-aware LODO design. Pooled per-cohort mean AUC: 0.815 corrected versus 0.807 uncorrected (</w:t>
       </w:r>
       <w:r>
         <w:rPr>
@@ -1253,10 +1244,10 @@
         <w:rPr>
           <w:b/>
         </w:rPr>
-        <w:t>0.794 to 0.812</w:t>
-      </w:r>
-      <w:r>
-        <w:t xml:space="preserve"> (full-grid spread 0.018; </w:t>
+        <w:t>0.781 to 0.835</w:t>
+      </w:r>
+      <w:r>
+        <w:t xml:space="preserve"> (full-grid spread 0.055; </w:t>
       </w:r>
       <w:r>
         <w:rPr>
@@ -1367,7 +1358,7 @@
         <w:t>Fusobacterium nucleatum</w:t>
       </w:r>
       <w:r>
-        <w:t xml:space="preserve"> as the four highest-ranked features by mean absolute SHAP value (Figure 3). The top four features were identical in joint XGBoost up to rank order (</w:t>
+        <w:t xml:space="preserve"> as the four highest-ranked features by mean absolute SHAP value (Figure 3). The joint XGBoost top four overlap with RF on three of these (</w:t>
       </w:r>
       <w:r>
         <w:rPr>
@@ -1382,7 +1373,7 @@
         <w:rPr>
           <w:i/>
         </w:rPr>
-        <w:t>Parvimonas micra</w:t>
+        <w:t>Peptostreptococcus stomatis</w:t>
       </w:r>
       <w:r>
         <w:t xml:space="preserve">, </w:t>
@@ -1391,10 +1382,10 @@
         <w:rPr>
           <w:i/>
         </w:rPr>
-        <w:t>Peptostreptococcus stomatis</w:t>
-      </w:r>
-      <w:r>
-        <w:t xml:space="preserve">, </w:t>
+        <w:t>Parvimonas micra</w:t>
+      </w:r>
+      <w:r>
+        <w:t xml:space="preserve">) and substitute </w:t>
       </w:r>
       <w:r>
         <w:rPr>
@@ -1403,7 +1394,7 @@
         <w:t>Streptococcus salivarius</w:t>
       </w:r>
       <w:r>
-        <w:t xml:space="preserve">, </w:t>
+        <w:t xml:space="preserve"> for </w:t>
       </w:r>
       <w:r>
         <w:rPr>
@@ -1412,7 +1403,16 @@
         <w:t>Fusobacterium nucleatum</w:t>
       </w:r>
       <w:r>
-        <w:t>). Among the top 15 features, 8 were shared between RF and XGBoost, indicating substantial concordance across architectures. The XGBoost top 15 additionally included two pathway features (PWY-6151: S-adenosyl-L-methionine cycle I; PWY0-162: superpathway of pyrimidine ribonucleotide de novo biosynthesis), consistent with the joint model's access to pathways but reinforcing that species features dominate the discriminative signal.</w:t>
+        <w:t xml:space="preserve"> at rank 4 (</w:t>
+      </w:r>
+      <w:r>
+        <w:rPr>
+          <w:i/>
+        </w:rPr>
+        <w:t>F. nucleatum</w:t>
+      </w:r>
+      <w:r>
+        <w:t xml:space="preserve"> remains in the XGBoost top six). Among the top 15 features, 8 were shared between RF and XGBoost, indicating substantial concordance across architectures. The XGBoost top 15 additionally included two pathway features (PWY-6151: S-adenosyl-L-methionine cycle I; PWY0-162: superpathway of pyrimidine ribonucleotide de novo biosynthesis), consistent with the joint model's access to pathways but reinforcing that species features dominate the discriminative signal.</w:t>
       </w:r>
     </w:p>
     <w:p>
@@ -1875,7 +1875,30 @@
         <w:t>results/diagnostics/depth_confound_shap.csv</w:t>
       </w:r>
       <w:r>
-        <w:t xml:space="preserve">); no top-20 species survives a multiple-testing-corrected threshold for depth-rank correlation. The oral-pathobiont signature is therefore not an artifact of TreeSHAP's bias toward high-cardinality features nor of cohort-level read depth. The joint XGBoost model exhibits a notably larger reliability term in the Brier decomposition (0.026) than either Random Forest (species RF 0.007; joint RF 0.006; </w:t>
+        <w:t>). Two of the top 20 species show nominal depth-rank correlations before correction (</w:t>
+      </w:r>
+      <w:r>
+        <w:rPr>
+          <w:i/>
+        </w:rPr>
+        <w:t>Eubacterium eligens</w:t>
+      </w:r>
+      <w:r>
+        <w:t xml:space="preserve"> ρ = +0.65, p = 0.04; </w:t>
+      </w:r>
+      <w:r>
+        <w:rPr>
+          <w:i/>
+        </w:rPr>
+        <w:t>Parabacteroides distasonis</w:t>
+      </w:r>
+      <w:r>
+        <w:t xml:space="preserve"> ρ = −0.72, p = 0.02), but neither survives Bonferroni correction across the 20 tests and neither is one of the four oral-pathobiont features driving the headline signature. The oral-pathobiont signature is therefore not an artifact of TreeSHAP's bias toward high-cardinality features nor of cohort-level read depth.</w:t>
+      </w:r>
+    </w:p>
+    <w:p>
+      <w:r>
+        <w:t xml:space="preserve">The joint XGBoost model exhibits a notably larger reliability term in the Brier decomposition (0.026) than either Random Forest (species RF 0.007; joint RF 0.006; </w:t>
       </w:r>
       <w:r>
         <w:rPr>
@@ -2018,7 +2041,7 @@
         <w:t>F. nucleatum</w:t>
       </w:r>
       <w:r>
-        <w:t xml:space="preserve"> in particular has been mechanistically linked to CRC through FadA-mediated adhesion to E-cadherin, β-catenin signalling, and tumour-permissive immune modulation; the other taxa form part of a co-occurring oral consortium repeatedly observed in CRC tumours and stool. The same oral-bacterial taxa have been repeatedly observed in upper-gastrointestinal cancers and Barrett's esophagus, consistent with a broader pattern in which oral pathobionts colonise transformed gastrointestinal epithelium across anatomical sites. Their reproducibility across cohorts on three continents — at top SHAP ranks in both Random Forest and XGBoost despite very different splitting criteria — is the most convincing single observation in this analysis. It is also the feature signature that drives the moderate adenoma-vs-CRC performance, suggesting that oral-pathobiont colonisation is a relatively late event in the adenoma-carcinoma sequence.</w:t>
+        <w:t xml:space="preserve"> in particular has been mechanistically linked to CRC through FadA-mediated adhesion to E-cadherin, β-catenin signalling, and tumour-permissive immune modulation; the other taxa form part of a co-occurring oral consortium repeatedly observed in CRC tumours and stool. The same oral-bacterial taxa have been repeatedly observed in upper-gastrointestinal cancers and Barrett's esophagus, consistent with a broader pattern in which oral pathobionts colonise transformed gastrointestinal epithelium across anatomical sites. Their reproducibility across cohorts on three continents — at top SHAP ranks in both Random Forest and XGBoost despite very different splitting criteria — is the most convincing single observation in this analysis. It is also the feature signature that is most strongly associated with the moderate adenoma-vs-CRC performance, consistent with oral-pathobiont colonisation being more prevalent at the carcinoma stage than at the adenoma stage.</w:t>
       </w:r>
     </w:p>
     <w:p>
@@ -2067,7 +2090,7 @@
         <w:t>results/adenoma_lodo_results.csv</w:t>
       </w:r>
       <w:r>
-        <w:t>), with TreeSHAP dominated by the same oral-pathobiont signature that drives CRC-vs-control. This pattern is consistent with a model in which (i) the microbiome of early-stage adenoma is largely indistinguishable from healthy controls by global stool composition, and (ii) the oral-pathobiont enrichment is acquired at or near the transition to invasive carcinoma. Such a model has clinical implications: stool metagenomic screens are unlikely to detect early adenomas at useful sensitivity, but may have value in distinguishing advanced lesions from carcinoma and in monitoring post-resection recurrence. It also reinforces that adenoma and CRC are biologically distinct microbiome states rather than two points on a smooth severity gradient.</w:t>
+        <w:t>), with TreeSHAP dominated by the same oral-pathobiont signature observed in CRC-vs-control. This pattern is consistent with a model in which (i) the microbiome of early-stage adenoma is largely indistinguishable from healthy controls by global stool composition, and (ii) the oral-pathobiont enrichment is more prevalent at the carcinoma stage than at the adenoma stage in this cross-sectional sample. Such a model has clinical implications: stool metagenomic screens are unlikely to detect early adenomas at useful sensitivity, but may have value in distinguishing advanced lesions from carcinoma and in monitoring post-resection recurrence. It also reinforces that adenoma and CRC are biologically distinct microbiome states rather than two points on a smooth severity gradient.</w:t>
       </w:r>
     </w:p>
     <w:p>
@@ -2129,7 +2152,7 @@
         <w:t>results/diagnostics/cv_methodology_comparison.csv</w:t>
       </w:r>
       <w:r>
-        <w:t>; +0.050 AUC for pooled 5-fold versus country-aware LODO) underscores that methodological choices accounting for cohort-level distributional heterogeneity should become standard for cross-cohort microbiome benchmarks.</w:t>
+        <w:t>; +0.050 AUC for pooled 5-fold versus country-aware LODO) is worth considering for cross-cohort microbiome benchmarks, particularly when multiple cohorts share population origin.</w:t>
       </w:r>
     </w:p>
     <w:p>
@@ -2182,7 +2205,7 @@
         <w:t>results/diagnostics/fit_vs_microbiome.csv</w:t>
       </w:r>
       <w:r>
-        <w:t>). The clinical role most plausibly supported by our results is therefore not as a replacement for FIT, but as a stratifier — for example, of FIT-negative individuals at elevated baseline risk — or as a longitudinal monitoring substrate where serial sampling can offset the per-test discrimination gap. Direct head-to-head prospective comparison in screening-age populations remains essential before any deployment claim can be made.</w:t>
+        <w:t>). The current data do not support a clinical role as a replacement for FIT. A complementary role — such as stratification of FIT-negative individuals at elevated baseline risk, or as a longitudinal monitoring substrate where serial sampling could in principle offset the per-test discrimination gap — is hypothetical and would require dedicated prospective evaluation in screening-age populations before any deployment claim can be made.</w:t>
       </w:r>
     </w:p>
     <w:p>
@@ -2195,7 +2218,7 @@
     </w:p>
     <w:p>
       <w:r>
-        <w:t>A species-only Random Forest classifier, trained under country-aware LODO across 10 curatedMetagenomicData cohorts (n = 1,339), significantly outperforms joint species-plus-pathway Random Forest and XGBoost models for CRC detection. This advantage is robust to random-seed variation, pathway-filter thresholds, demographic adjustment, and ComBat batch correction. The adenoma analysis supports a stepwise model in which the diagnostic oral-pathobiont signature emerges at or near malignant transformation rather than at the adenoma stage. All code, processed data, per-sample predictions, and decision logs are publicly available to enable replication and extension.</w:t>
+        <w:t>A species-only Random Forest classifier, trained under country-aware LODO across 10 curatedMetagenomicData cohorts (n = 1,339), outperforms joint species-plus-pathway Random Forest and XGBoost models on pooled discrimination (DeLong p = 0.0008 vs joint RF; p = 0.046 vs joint XGBoost), though per-cohort paired tests at n = 10 folds do not reach significance. This pattern is robust to random-seed variation, pathway-filter thresholds, demographic adjustment, and ComBat batch correction. The adenoma analysis supports a stepwise model in which the diagnostic oral-pathobiont signature emerges at or near malignant transformation rather than at the adenoma stage. All code, processed data, per-sample predictions, and decision logs are publicly available to enable replication and extension.</w:t>
       </w:r>
     </w:p>
     <w:p/>
@@ -4047,7 +4070,7 @@
     </w:p>
     <w:p>
       <w:r>
-        <w:t xml:space="preserve">Each row reports one country-aware LODO run (10 folds, 1,339 case/control samples) over species ∪ unstratified pathway features, with the per-fold prevalence/mean filter computed on training-cohort samples only at the indicated thresholds. The headline run uses prevalence ≥ 0.10, mean ≥ 1e-6. Across the full 20-cell grid, mean per-cohort AUC ranges from 0.794 to 0.812 (spread 0.018). The mean ≥ 1e-3 column retains only two pathways and effectively reduces the joint model to species-only. Source: </w:t>
+        <w:t xml:space="preserve">Each row reports one country-aware LODO run (10 folds, 1,339 case/control samples) over species ∪ unstratified pathway features, with the per-fold prevalence/mean filter computed on training-cohort samples only at the indicated thresholds. The headline run uses prevalence ≥ 0.10, mean ≥ 1e-6. Across the full 20-cell grid, mean per-cohort AUC ranges from 0.781 to 0.835 (spread 0.055). The mean ≥ 1e-3 column retains only two pathways and effectively reduces the joint model to species-only. Source: </w:t>
       </w:r>
       <w:r>
         <w:rPr>
@@ -6393,7 +6416,7 @@
         <w:t>combat.pycombat.pycombat</w:t>
       </w:r>
       <w:r>
-        <w:t>) on species features yields a per-cohort mean AUC of 0.815 versus 0.807 without correction (Δ +0.008). ComBat is fit jointly on train and test feature matrices using only batch labels (</w:t>
+        <w:t>) on species features yields a per-cohort mean AUC of 0.815 versus 0.807 without correction (Δ +0.008). ComBat is fit on the union of train and test feature matrices using only batch labels (</w:t>
       </w:r>
       <w:r>
         <w:rPr>
@@ -6402,7 +6425,7 @@
         <w:t>study_name</w:t>
       </w:r>
       <w:r>
-        <w:t xml:space="preserve">); class labels are never seen by ComBat. Source: </w:t>
+        <w:t xml:space="preserve">); class labels are never seen, but test-fold feature distribution informs the correction — so this is reported only as a robustness-check upper bound, not the headline. Source: </w:t>
       </w:r>
       <w:r>
         <w:rPr>
